--- a/tests/corpus_v2/docs/supply_0016.docx
+++ b/tests/corpus_v2/docs/supply_0016.docx
@@ -21,28 +21,34 @@
         <w:rPr>
           <w:b/>
         </w:rPr>
-        <w:t xml:space="preserve">№ 85/2025-А</w:t>
-      </w:r>
-    </w:p>
-    <w:p/>
-    <w:p>
-      <w:r>
-        <w:t xml:space="preserve">г. Красногорск</w:t>
+        <w:t xml:space="preserve">№ </w:t>
+      </w:r>
+      <w:r>
+        <w:rPr>
+          <w:b/>
+        </w:rPr>
+        <w:t xml:space="preserve">43Ф-73625/14-822Д</w:t>
+      </w:r>
+    </w:p>
+    <w:p/>
+    <w:p>
+      <w:r>
+        <w:t xml:space="preserve">г. Пермь</w:t>
       </w:r>
       <w:r>
         <w:t xml:space="preserve">     </w:t>
       </w:r>
       <w:r>
-        <w:t xml:space="preserve">«21» сентября 2024 г.</w:t>
-      </w:r>
-    </w:p>
-    <w:p/>
-    <w:p>
-      <w:r>
-        <w:t xml:space="preserve">ИП </w:t>
-      </w:r>
-      <w:r>
-        <w:t xml:space="preserve">Орлов Дмитрий Михайлович</w:t>
+        <w:t xml:space="preserve">17.07.2024</w:t>
+      </w:r>
+    </w:p>
+    <w:p/>
+    <w:p>
+      <w:r>
+        <w:t xml:space="preserve">Индивидуальный предприниматель </w:t>
+      </w:r>
+      <w:r>
+        <w:t xml:space="preserve">Орлов Д. М.</w:t>
       </w:r>
       <w:r>
         <w:t xml:space="preserve">, ИНН </w:t>
@@ -72,10 +78,10 @@
         <w:t xml:space="preserve">, именуемый в дальнейшем «Покупатель», действующий на основании свидетельства о государственной регистрации</w:t>
       </w:r>
       <w:r>
-        <w:t xml:space="preserve">, с другой стороны, совместно именуемые «Стороны», заключили настоящий </w:t>
-      </w:r>
-      <w:r>
-        <w:t xml:space="preserve">Договор № 23/2023-С</w:t>
+        <w:t xml:space="preserve">, с другой стороны, совместно именуемые «Стороны», заключили настоящий Договор № </w:t>
+      </w:r>
+      <w:r>
+        <w:t xml:space="preserve">5/10</w:t>
       </w:r>
       <w:r>
         <w:t xml:space="preserve"> (далее — Договор) о нижеследующем:</w:t>
@@ -114,7 +120,7 @@
         <w:t xml:space="preserve">Поставка осуществляется партиями на основании заявок Покупателя; срок отгрузки партии — </w:t>
       </w:r>
       <w:r>
-        <w:t xml:space="preserve">не более 36 месяцев с момента заключения кредитного договора</w:t>
+        <w:t xml:space="preserve">в течение шестидесяти рабочих дней с даты подписания Сторонами акта сдачи-приемки оказанных услуг</w:t>
       </w:r>
       <w:r>
         <w:t xml:space="preserve">.</w:t>
@@ -150,7 +156,13 @@
         <w:t xml:space="preserve">2.1. Общая цена Договора: </w:t>
       </w:r>
       <w:r>
-        <w:t xml:space="preserve">100 000 ₽</w:t>
+        <w:t xml:space="preserve">35 100 000,26 (Тридцать пять миллионов сто тысяч) ₽</w:t>
+      </w:r>
+      <w:r>
+        <w:t xml:space="preserve">, </w:t>
+      </w:r>
+      <w:r>
+        <w:t xml:space="preserve">Без НДС</w:t>
       </w:r>
       <w:r>
         <w:t xml:space="preserve">.</w:t>
@@ -161,7 +173,7 @@
         <w:t xml:space="preserve">2.2. Налог: </w:t>
       </w:r>
       <w:r>
-        <w:t xml:space="preserve">10 (десять) процентов</w:t>
+        <w:t xml:space="preserve">0,5 процента годовых</w:t>
       </w:r>
       <w:r>
         <w:t xml:space="preserve">.</w:t>
@@ -172,7 +184,7 @@
         <w:t xml:space="preserve">2.3. Срок оплаты — </w:t>
       </w:r>
       <w:r>
-        <w:t xml:space="preserve">в течение 5 банковских дней с даты подписания Сторонами акта сдачи-приемки оказанных услуг</w:t>
+        <w:t xml:space="preserve">в течение 10 (Десяти) банковских дней с момента выставления счета</w:t>
       </w:r>
       <w:r>
         <w:t xml:space="preserve">.</w:t>
@@ -192,7 +204,7 @@
         <w:t xml:space="preserve">, артикул </w:t>
       </w:r>
       <w:r>
-        <w:t xml:space="preserve">RM-4092-15</w:t>
+        <w:t xml:space="preserve">RM-1739-90</w:t>
       </w:r>
       <w:r>
         <w:t xml:space="preserve">, код </w:t>
@@ -252,7 +264,7 @@
         <w:t xml:space="preserve">. Цена — </w:t>
       </w:r>
       <w:r>
-        <w:t xml:space="preserve">500 000 RUB</w:t>
+        <w:t xml:space="preserve">____ руб. (_____)_____ коп., включая НДС ___ руб. (_____)_____ коп.</w:t>
       </w:r>
       <w:r>
         <w:t xml:space="preserve">.</w:t>
@@ -272,7 +284,7 @@
         <w:t xml:space="preserve">3.1. Место исполнения обязательств: </w:t>
       </w:r>
       <w:r>
-        <w:t xml:space="preserve">143400, г. Красногорск, проезд Профсоюзная, д. 42, кв. 113</w:t>
+        <w:t xml:space="preserve">141300, г. Сергиев Посад, проезд Гагарина, д. 86, кв. 181</w:t>
       </w:r>
       <w:r>
         <w:t xml:space="preserve">.</w:t>
@@ -289,7 +301,7 @@
         <w:t xml:space="preserve"> по телефону </w:t>
       </w:r>
       <w:r>
-        <w:t xml:space="preserve">+7 (843) 116-45-26</w:t>
+        <w:t xml:space="preserve">+7 (383) 991-51-66</w:t>
       </w:r>
       <w:r>
         <w:t xml:space="preserve">.</w:t>
@@ -300,7 +312,7 @@
         <w:t xml:space="preserve">3.3. Срок исполнения обязательств — </w:t>
       </w:r>
       <w:r>
-        <w:t xml:space="preserve">в течение 3 рабочих дней с момента выставления счета</w:t>
+        <w:t xml:space="preserve">не позднее 16.01.2026</w:t>
       </w:r>
       <w:r>
         <w:t xml:space="preserve">.</w:t>
@@ -331,13 +343,13 @@
         <w:t xml:space="preserve">Размер неустойки за нарушение сроков оплаты: </w:t>
       </w:r>
       <w:r>
-        <w:t xml:space="preserve">0,01 (одной сотой) % от цены Договора</w:t>
+        <w:t xml:space="preserve">1/300 ключевой ставки ЦБ РФ от цены Договора</w:t>
       </w:r>
       <w:r>
         <w:t xml:space="preserve">. Предельный размер ответственности: </w:t>
       </w:r>
       <w:r>
-        <w:t xml:space="preserve">0,05% за каждый день просрочки</w:t>
+        <w:t xml:space="preserve">1/150 ключевой ставки ЦБ РФ от стоимости неоплаченных работ</w:t>
       </w:r>
       <w:r>
         <w:t xml:space="preserve">.</w:t>
@@ -359,7 +371,7 @@
         <w:t xml:space="preserve">Сторона, для которой создалась невозможность исполнения, обязана уведомить другую Сторону. Срок уведомления — </w:t>
       </w:r>
       <w:r>
-        <w:t xml:space="preserve">в течение 10 рабочих дней с момента подписания акта</w:t>
+        <w:t xml:space="preserve">в течение 3 (Трёх) месяцев с момента подписания акта</w:t>
       </w:r>
       <w:r>
         <w:t xml:space="preserve">.</w:t>
@@ -373,13 +385,79 @@
         <w:t xml:space="preserve">Все споры и разногласия решаются путём переговоров. Претензионный порядок обязателен, срок ответа на претензию — </w:t>
       </w:r>
       <w:r>
-        <w:t xml:space="preserve">90 дней с момента заключения контракта</w:t>
-      </w:r>
-      <w:r>
-        <w:t xml:space="preserve">.</w:t>
-      </w:r>
-    </w:p>
-    <w:p/>
+        <w:t xml:space="preserve">в течение 14 дней с момента поступления денежных средств на расчетный счет</w:t>
+      </w:r>
+      <w:r>
+        <w:t xml:space="preserve">.</w:t>
+      </w:r>
+    </w:p>
+    <w:p/>
+    <w:p/>
+    <w:p/>
+    <w:p>
+      <w:r>
+        <w:rPr>
+          <w:b/>
+        </w:rPr>
+        <w:t xml:space="preserve">9. КОНТРОЛЬНЫЕ ВЕЛИЧИНЫ</w:t>
+      </w:r>
+    </w:p>
+    <w:p>
+      <w:r>
+        <w:t xml:space="preserve">9.1. Контрольная запись: </w:t>
+      </w:r>
+      <w:r>
+        <w:t xml:space="preserve">38/2025-Д</w:t>
+      </w:r>
+      <w:r>
+        <w:t xml:space="preserve">.</w:t>
+      </w:r>
+    </w:p>
+    <w:p>
+      <w:r>
+        <w:t xml:space="preserve">9.2. Контрольная запись: </w:t>
+      </w:r>
+      <w:r>
+        <w:rPr>
+          <w:b/>
+        </w:rPr>
+        <w:t xml:space="preserve">5</w:t>
+      </w:r>
+      <w:r>
+        <w:t xml:space="preserve">09 000 руб. 50 копеек</w:t>
+      </w:r>
+      <w:r>
+        <w:t xml:space="preserve">.</w:t>
+      </w:r>
+    </w:p>
+    <w:p>
+      <w:r>
+        <w:t xml:space="preserve">9.3. Контрольная запись: </w:t>
+      </w:r>
+      <w:r>
+        <w:rPr>
+          <w:b/>
+        </w:rPr>
+        <w:t xml:space="preserve">1/1</w:t>
+      </w:r>
+      <w:r>
+        <w:t xml:space="preserve">50 ключевой ставки ЦБ РФ от общей суммы счета</w:t>
+      </w:r>
+      <w:r>
+        <w:t xml:space="preserve">.</w:t>
+      </w:r>
+    </w:p>
+    <w:p>
+      <w:r>
+        <w:t xml:space="preserve">9.4. Контрольная запись: </w:t>
+      </w:r>
+      <w:r>
+        <w:t xml:space="preserve">в течение Ч5 (Сорока пяти) дней с момента подписания акта</w:t>
+      </w:r>
+      <w:r>
+        <w:t xml:space="preserve">.</w:t>
+      </w:r>
+    </w:p>
     <w:p/>
     <w:p>
       <w:r>
@@ -432,7 +510,7 @@
               <w:t xml:space="preserve">Адрес регистрации: </w:t>
             </w:r>
             <w:r>
-              <w:t xml:space="preserve">101000, г. Москва, просп. Кутузовский, д. 86, кв. 19</w:t>
+              <w:t xml:space="preserve">420111, г. Казань, наб. Советская, д. 12, кв. 151</w:t>
             </w:r>
           </w:p>
           <w:p>
@@ -471,7 +549,7 @@
               <w:t xml:space="preserve">Тел.: </w:t>
             </w:r>
             <w:r>
-              <w:t xml:space="preserve">+7 (843) 458-91-94</w:t>
+              <w:t xml:space="preserve">+7 (846) 468-67-40</w:t>
             </w:r>
           </w:p>
           <w:p>
@@ -479,7 +557,7 @@
               <w:t xml:space="preserve">E-mail: </w:t>
             </w:r>
             <w:r>
-              <w:t xml:space="preserve">orlov@corp-tehno.ru</w:t>
+              <w:t xml:space="preserve">orlov@mail.ru</w:t>
             </w:r>
           </w:p>
           <w:p/>
@@ -517,7 +595,7 @@
               <w:t xml:space="preserve">Адрес регистрации: </w:t>
             </w:r>
             <w:r>
-              <w:t xml:space="preserve">344002, г. Ростов-на-Дону, пер. Полевая, д. 76, кв. 32</w:t>
+              <w:t xml:space="preserve">630099, г. Новосибирск, просп. Садовая, д. 90, кв. 191</w:t>
             </w:r>
           </w:p>
           <w:p>
@@ -556,7 +634,7 @@
               <w:t xml:space="preserve">Тел.: </w:t>
             </w:r>
             <w:r>
-              <w:t xml:space="preserve">+7 (495) 598-20-86</w:t>
+              <w:t xml:space="preserve">+7 (383) 282-69-28</w:t>
             </w:r>
           </w:p>
           <w:p>
@@ -564,7 +642,7 @@
               <w:t xml:space="preserve">E-mail: </w:t>
             </w:r>
             <w:r>
-              <w:t xml:space="preserve">semenov@mail.ru</w:t>
+              <w:t xml:space="preserve">semenov@gmail.com</w:t>
             </w:r>
           </w:p>
           <w:p/>

--- a/tests/corpus_v2/docs/supply_0016.docx
+++ b/tests/corpus_v2/docs/supply_0016.docx
@@ -407,7 +407,13 @@
         <w:t xml:space="preserve">9.1. Контрольная запись: </w:t>
       </w:r>
       <w:r>
-        <w:t xml:space="preserve">38/2025-Д</w:t>
+        <w:rPr>
+          <w:b/>
+        </w:rPr>
+        <w:t xml:space="preserve">38/20</w:t>
+      </w:r>
+      <w:r>
+        <w:t xml:space="preserve">25-Д</w:t>
       </w:r>
       <w:r>
         <w:t xml:space="preserve">.</w:t>

--- a/tests/corpus_v2/docs/supply_0016.docx
+++ b/tests/corpus_v2/docs/supply_0016.docx
@@ -27,51 +27,51 @@
         <w:rPr>
           <w:b/>
         </w:rPr>
-        <w:t xml:space="preserve">43Ф-73625/14-822Д</w:t>
-      </w:r>
-    </w:p>
-    <w:p/>
-    <w:p>
-      <w:r>
-        <w:t xml:space="preserve">г. Пермь</w:t>
+        <w:t xml:space="preserve">43/2025-А</w:t>
+      </w:r>
+    </w:p>
+    <w:p/>
+    <w:p>
+      <w:r>
+        <w:t xml:space="preserve">г. Красногорск</w:t>
       </w:r>
       <w:r>
         <w:t xml:space="preserve">     </w:t>
       </w:r>
       <w:r>
-        <w:t xml:space="preserve">17.07.2024</w:t>
-      </w:r>
-    </w:p>
-    <w:p/>
-    <w:p>
+        <w:t xml:space="preserve">21.09.2024</w:t>
+      </w:r>
+    </w:p>
+    <w:p/>
+    <w:p>
+      <w:r>
+        <w:t xml:space="preserve">ИП </w:t>
+      </w:r>
+      <w:r>
+        <w:t xml:space="preserve">Орлов Дмитрий Михайлович</w:t>
+      </w:r>
+      <w:r>
+        <w:t xml:space="preserve">, ИНН </w:t>
+      </w:r>
+      <w:r>
+        <w:t xml:space="preserve">646947909125</w:t>
+      </w:r>
+      <w:r>
+        <w:t xml:space="preserve">, именуемый в дальнейшем «Поставщик», действующий на основании свидетельства о государственной регистрации</w:t>
+      </w:r>
+      <w:r>
+        <w:t xml:space="preserve">, с одной стороны, и </w:t>
+      </w:r>
       <w:r>
         <w:t xml:space="preserve">Индивидуальный предприниматель </w:t>
       </w:r>
       <w:r>
-        <w:t xml:space="preserve">Орлов Д. М.</w:t>
+        <w:t xml:space="preserve">Семёнов С. П.</w:t>
       </w:r>
       <w:r>
         <w:t xml:space="preserve">, ИНН </w:t>
       </w:r>
       <w:r>
-        <w:t xml:space="preserve">646947909125</w:t>
-      </w:r>
-      <w:r>
-        <w:t xml:space="preserve">, именуемый в дальнейшем «Поставщик», действующий на основании свидетельства о государственной регистрации</w:t>
-      </w:r>
-      <w:r>
-        <w:t xml:space="preserve">, с одной стороны, и </w:t>
-      </w:r>
-      <w:r>
-        <w:t xml:space="preserve">Индивидуальный предприниматель </w:t>
-      </w:r>
-      <w:r>
-        <w:t xml:space="preserve">Семёнов С. П.</w:t>
-      </w:r>
-      <w:r>
-        <w:t xml:space="preserve">, ИНН </w:t>
-      </w:r>
-      <w:r>
         <w:t xml:space="preserve">288066013322</w:t>
       </w:r>
       <w:r>
@@ -81,7 +81,7 @@
         <w:t xml:space="preserve">, с другой стороны, совместно именуемые «Стороны», заключили настоящий Договор № </w:t>
       </w:r>
       <w:r>
-        <w:t xml:space="preserve">5/10</w:t>
+        <w:t xml:space="preserve">23Ф-23393/18-786Д</w:t>
       </w:r>
       <w:r>
         <w:t xml:space="preserve"> (далее — Договор) о нижеследующем:</w:t>
@@ -120,7 +120,7 @@
         <w:t xml:space="preserve">Поставка осуществляется партиями на основании заявок Покупателя; срок отгрузки партии — </w:t>
       </w:r>
       <w:r>
-        <w:t xml:space="preserve">в течение шестидесяти рабочих дней с даты подписания Сторонами акта сдачи-приемки оказанных услуг</w:t>
+        <w:t xml:space="preserve">в течение четырнадцати рабочих дней с даты подписания Сторонами акта сдачи-приемки оказанных услуг</w:t>
       </w:r>
       <w:r>
         <w:t xml:space="preserve">.</w:t>
@@ -156,7 +156,7 @@
         <w:t xml:space="preserve">2.1. Общая цена Договора: </w:t>
       </w:r>
       <w:r>
-        <w:t xml:space="preserve">35 100 000,26 (Тридцать пять миллионов сто тысяч) ₽</w:t>
+        <w:t xml:space="preserve">2 100 000,42 (Два миллиона сто тысяч) ₽</w:t>
       </w:r>
       <w:r>
         <w:t xml:space="preserve">, </w:t>
@@ -204,7 +204,7 @@
         <w:t xml:space="preserve">, артикул </w:t>
       </w:r>
       <w:r>
-        <w:t xml:space="preserve">RM-1739-90</w:t>
+        <w:t xml:space="preserve">RM-4092-15</w:t>
       </w:r>
       <w:r>
         <w:t xml:space="preserve">, код </w:t>
@@ -284,7 +284,7 @@
         <w:t xml:space="preserve">3.1. Место исполнения обязательств: </w:t>
       </w:r>
       <w:r>
-        <w:t xml:space="preserve">141300, г. Сергиев Посад, проезд Гагарина, д. 86, кв. 181</w:t>
+        <w:t xml:space="preserve">614000, г. Пермь, проезд Гагарина, д. 86, кв. 181</w:t>
       </w:r>
       <w:r>
         <w:t xml:space="preserve">.</w:t>
@@ -410,10 +410,10 @@
         <w:rPr>
           <w:b/>
         </w:rPr>
-        <w:t xml:space="preserve">38/20</w:t>
-      </w:r>
-      <w:r>
-        <w:t xml:space="preserve">25-Д</w:t>
+        <w:t xml:space="preserve">5/2</w:t>
+      </w:r>
+      <w:r>
+        <w:t xml:space="preserve">5</w:t>
       </w:r>
       <w:r>
         <w:t xml:space="preserve">.</w:t>
@@ -427,10 +427,10 @@
         <w:rPr>
           <w:b/>
         </w:rPr>
-        <w:t xml:space="preserve">5</w:t>
-      </w:r>
-      <w:r>
-        <w:t xml:space="preserve">09 000 руб. 50 копеек</w:t>
+        <w:t xml:space="preserve">16 3</w:t>
+      </w:r>
+      <w:r>
+        <w:t xml:space="preserve">00 000 руб. 00 копеек</w:t>
       </w:r>
       <w:r>
         <w:t xml:space="preserve">.</w:t>
@@ -458,7 +458,7 @@
         <w:t xml:space="preserve">9.4. Контрольная запись: </w:t>
       </w:r>
       <w:r>
-        <w:t xml:space="preserve">в течение Ч5 (Сорока пяти) дней с момента подписания акта</w:t>
+        <w:t xml:space="preserve">в тeчение 14 (Четырнадцати) дней с момента подписания акта</w:t>
       </w:r>
       <w:r>
         <w:t xml:space="preserve">.</w:t>
@@ -516,7 +516,7 @@
               <w:t xml:space="preserve">Адрес регистрации: </w:t>
             </w:r>
             <w:r>
-              <w:t xml:space="preserve">420111, г. Казань, наб. Советская, д. 12, кв. 151</w:t>
+              <w:t xml:space="preserve">394000, г. Воронеж, бул. Заречная, д. 31, кв. 31</w:t>
             </w:r>
           </w:p>
           <w:p>
@@ -555,7 +555,7 @@
               <w:t xml:space="preserve">Тел.: </w:t>
             </w:r>
             <w:r>
-              <w:t xml:space="preserve">+7 (846) 468-67-40</w:t>
+              <w:t xml:space="preserve">+7 (812) 433-32-99</w:t>
             </w:r>
           </w:p>
           <w:p>
@@ -563,7 +563,7 @@
               <w:t xml:space="preserve">E-mail: </w:t>
             </w:r>
             <w:r>
-              <w:t xml:space="preserve">orlov@mail.ru</w:t>
+              <w:t xml:space="preserve">orlov@yandex.ru</w:t>
             </w:r>
           </w:p>
           <w:p/>
@@ -601,7 +601,7 @@
               <w:t xml:space="preserve">Адрес регистрации: </w:t>
             </w:r>
             <w:r>
-              <w:t xml:space="preserve">630099, г. Новосибирск, просп. Садовая, д. 90, кв. 191</w:t>
+              <w:t xml:space="preserve">344002, г. Ростов-на-Дону, просп. Ленинградская, д. 26, кв. 150</w:t>
             </w:r>
           </w:p>
           <w:p>
@@ -640,7 +640,7 @@
               <w:t xml:space="preserve">Тел.: </w:t>
             </w:r>
             <w:r>
-              <w:t xml:space="preserve">+7 (383) 282-69-28</w:t>
+              <w:t xml:space="preserve">+7 (499) 403-44-80</w:t>
             </w:r>
           </w:p>
           <w:p>
@@ -648,7 +648,7 @@
               <w:t xml:space="preserve">E-mail: </w:t>
             </w:r>
             <w:r>
-              <w:t xml:space="preserve">semenov@gmail.com</w:t>
+              <w:t xml:space="preserve">semenov@sibtrans.ru</w:t>
             </w:r>
           </w:p>
           <w:p/>

--- a/tests/corpus_v2/docs/supply_0016.docx
+++ b/tests/corpus_v2/docs/supply_0016.docx
@@ -261,6 +261,12 @@
         <w:t xml:space="preserve">МКАС при ТПП РФ</w:t>
       </w:r>
       <w:r>
+        <w:t xml:space="preserve">. Товар отгружается с сопроводительным документом паспорт качества № </w:t>
+      </w:r>
+      <w:r>
+        <w:t xml:space="preserve">81 06 816942</w:t>
+      </w:r>
+      <w:r>
         <w:t xml:space="preserve">. Цена — </w:t>
       </w:r>
       <w:r>
@@ -284,7 +290,7 @@
         <w:t xml:space="preserve">3.1. Место исполнения обязательств: </w:t>
       </w:r>
       <w:r>
-        <w:t xml:space="preserve">614000, г. Пермь, проезд Гагарина, д. 86, кв. 181</w:t>
+        <w:t xml:space="preserve">614000, г. Пермь, проезд Профсоюзная, д. 42, кв. 113</w:t>
       </w:r>
       <w:r>
         <w:t xml:space="preserve">.</w:t>
@@ -301,7 +307,7 @@
         <w:t xml:space="preserve"> по телефону </w:t>
       </w:r>
       <w:r>
-        <w:t xml:space="preserve">+7 (383) 991-51-66</w:t>
+        <w:t xml:space="preserve">+7 (843) 116-45-26</w:t>
       </w:r>
       <w:r>
         <w:t xml:space="preserve">.</w:t>
@@ -312,7 +318,7 @@
         <w:t xml:space="preserve">3.3. Срок исполнения обязательств — </w:t>
       </w:r>
       <w:r>
-        <w:t xml:space="preserve">не позднее 16.01.2026</w:t>
+        <w:t xml:space="preserve">не позднее 01.10.2026</w:t>
       </w:r>
       <w:r>
         <w:t xml:space="preserve">.</w:t>
@@ -371,7 +377,7 @@
         <w:t xml:space="preserve">Сторона, для которой создалась невозможность исполнения, обязана уведомить другую Сторону. Срок уведомления — </w:t>
       </w:r>
       <w:r>
-        <w:t xml:space="preserve">в течение 3 (Трёх) месяцев с момента подписания акта</w:t>
+        <w:t xml:space="preserve">в течение 36 (Тридцати шести) месяцев с момента подписания акта</w:t>
       </w:r>
       <w:r>
         <w:t xml:space="preserve">.</w:t>
@@ -385,7 +391,7 @@
         <w:t xml:space="preserve">Все споры и разногласия решаются путём переговоров. Претензионный порядок обязателен, срок ответа на претензию — </w:t>
       </w:r>
       <w:r>
-        <w:t xml:space="preserve">в течение 14 дней с момента поступления денежных средств на расчетный счет</w:t>
+        <w:t xml:space="preserve">в течение 60 дней с момента поступления денежных средств на расчетный счет</w:t>
       </w:r>
       <w:r>
         <w:t xml:space="preserve">.</w:t>
@@ -410,10 +416,10 @@
         <w:rPr>
           <w:b/>
         </w:rPr>
-        <w:t xml:space="preserve">5/2</w:t>
-      </w:r>
-      <w:r>
-        <w:t xml:space="preserve">5</w:t>
+        <w:t xml:space="preserve">8/1</w:t>
+      </w:r>
+      <w:r>
+        <w:t xml:space="preserve">0</w:t>
       </w:r>
       <w:r>
         <w:t xml:space="preserve">.</w:t>
@@ -427,10 +433,10 @@
         <w:rPr>
           <w:b/>
         </w:rPr>
-        <w:t xml:space="preserve">16 3</w:t>
-      </w:r>
-      <w:r>
-        <w:t xml:space="preserve">00 000 руб. 00 копеек</w:t>
+        <w:t xml:space="preserve">6</w:t>
+      </w:r>
+      <w:r>
+        <w:t xml:space="preserve">95 000 руб. 00 копеек</w:t>
       </w:r>
       <w:r>
         <w:t xml:space="preserve">.</w:t>
@@ -458,7 +464,7 @@
         <w:t xml:space="preserve">9.4. Контрольная запись: </w:t>
       </w:r>
       <w:r>
-        <w:t xml:space="preserve">в тeчение 14 (Четырнадцати) дней с момента подписания акта</w:t>
+        <w:t xml:space="preserve">в тeчение 45 (Сорока пяти) дней с момента подписания акта</w:t>
       </w:r>
       <w:r>
         <w:t xml:space="preserve">.</w:t>
@@ -516,7 +522,7 @@
               <w:t xml:space="preserve">Адрес регистрации: </w:t>
             </w:r>
             <w:r>
-              <w:t xml:space="preserve">394000, г. Воронеж, бул. Заречная, д. 31, кв. 31</w:t>
+              <w:t xml:space="preserve">443010, г. Самара, бул. Заречная, д. 31, кв. 31</w:t>
             </w:r>
           </w:p>
           <w:p>

--- a/tests/corpus_v2/docs/supply_0016.docx
+++ b/tests/corpus_v2/docs/supply_0016.docx
@@ -267,6 +267,42 @@
         <w:t xml:space="preserve">81 06 816942</w:t>
       </w:r>
       <w:r>
+        <w:t xml:space="preserve">. К партии приложен паспорт изделия № </w:t>
+      </w:r>
+      <w:r>
+        <w:t xml:space="preserve">86 23 618701</w:t>
+      </w:r>
+      <w:r>
+        <w:t xml:space="preserve">. Оборудование поставляется с паспортом транспортного средства № </w:t>
+      </w:r>
+      <w:r>
+        <w:t xml:space="preserve">42 15 918246</w:t>
+      </w:r>
+      <w:r>
+        <w:t xml:space="preserve">. Приёмка производится согласно техническому паспорту </w:t>
+      </w:r>
+      <w:r>
+        <w:t xml:space="preserve">63 01 291840</w:t>
+      </w:r>
+      <w:r>
+        <w:t xml:space="preserve">. СНИЛС не указан, номер заказа </w:t>
+      </w:r>
+      <w:r>
+        <w:t xml:space="preserve">131-027-601 39</w:t>
+      </w:r>
+      <w:r>
+        <w:t xml:space="preserve">. Дата рождения не проставлена, документ выдан </w:t>
+      </w:r>
+      <w:r>
+        <w:t xml:space="preserve">10.10.2023</w:t>
+      </w:r>
+      <w:r>
+        <w:t xml:space="preserve">. Код подразделения, см. артикул </w:t>
+      </w:r>
+      <w:r>
+        <w:t xml:space="preserve">733-762</w:t>
+      </w:r>
+      <w:r>
         <w:t xml:space="preserve">. Цена — </w:t>
       </w:r>
       <w:r>
@@ -290,7 +326,7 @@
         <w:t xml:space="preserve">3.1. Место исполнения обязательств: </w:t>
       </w:r>
       <w:r>
-        <w:t xml:space="preserve">614000, г. Пермь, проезд Профсоюзная, д. 42, кв. 113</w:t>
+        <w:t xml:space="preserve">344002, г. Ростов-на-Дону, ш. Ленина, д. 20, кв. 172</w:t>
       </w:r>
       <w:r>
         <w:t xml:space="preserve">.</w:t>
@@ -307,7 +343,7 @@
         <w:t xml:space="preserve"> по телефону </w:t>
       </w:r>
       <w:r>
-        <w:t xml:space="preserve">+7 (843) 116-45-26</w:t>
+        <w:t xml:space="preserve">+7 (495) 607-54-91</w:t>
       </w:r>
       <w:r>
         <w:t xml:space="preserve">.</w:t>
@@ -318,7 +354,7 @@
         <w:t xml:space="preserve">3.3. Срок исполнения обязательств — </w:t>
       </w:r>
       <w:r>
-        <w:t xml:space="preserve">не позднее 01.10.2026</w:t>
+        <w:t xml:space="preserve">не позднее 22.10.2026</w:t>
       </w:r>
       <w:r>
         <w:t xml:space="preserve">.</w:t>
@@ -391,7 +427,7 @@
         <w:t xml:space="preserve">Все споры и разногласия решаются путём переговоров. Претензионный порядок обязателен, срок ответа на претензию — </w:t>
       </w:r>
       <w:r>
-        <w:t xml:space="preserve">в течение 60 дней с момента поступления денежных средств на расчетный счет</w:t>
+        <w:t xml:space="preserve">в течение 14 дней с момента поступления денежных средств на расчетный счет</w:t>
       </w:r>
       <w:r>
         <w:t xml:space="preserve">.</w:t>
@@ -416,7 +452,7 @@
         <w:rPr>
           <w:b/>
         </w:rPr>
-        <w:t xml:space="preserve">8/1</w:t>
+        <w:t xml:space="preserve">2/1</w:t>
       </w:r>
       <w:r>
         <w:t xml:space="preserve">0</w:t>
@@ -433,10 +469,10 @@
         <w:rPr>
           <w:b/>
         </w:rPr>
-        <w:t xml:space="preserve">6</w:t>
-      </w:r>
-      <w:r>
-        <w:t xml:space="preserve">95 000 руб. 00 копеек</w:t>
+        <w:t xml:space="preserve">9 6</w:t>
+      </w:r>
+      <w:r>
+        <w:t xml:space="preserve">00 000 руб. 00 копеек</w:t>
       </w:r>
       <w:r>
         <w:t xml:space="preserve">.</w:t>
@@ -464,7 +500,7 @@
         <w:t xml:space="preserve">9.4. Контрольная запись: </w:t>
       </w:r>
       <w:r>
-        <w:t xml:space="preserve">в тeчение 45 (Сорока пяти) дней с момента подписания акта</w:t>
+        <w:t xml:space="preserve">в тeчение 60 (Шестидесяти) дней с момента подписания акта</w:t>
       </w:r>
       <w:r>
         <w:t xml:space="preserve">.</w:t>
@@ -522,7 +558,7 @@
               <w:t xml:space="preserve">Адрес регистрации: </w:t>
             </w:r>
             <w:r>
-              <w:t xml:space="preserve">443010, г. Самара, бул. Заречная, д. 31, кв. 31</w:t>
+              <w:t xml:space="preserve">420111, г. Казань, просп. Профсоюзная, д. 38, кв. 69</w:t>
             </w:r>
           </w:p>
           <w:p>
@@ -561,7 +597,7 @@
               <w:t xml:space="preserve">Тел.: </w:t>
             </w:r>
             <w:r>
-              <w:t xml:space="preserve">+7 (812) 433-32-99</w:t>
+              <w:t xml:space="preserve">+7 (383) 966-67-38</w:t>
             </w:r>
           </w:p>
           <w:p>
@@ -569,7 +605,7 @@
               <w:t xml:space="preserve">E-mail: </w:t>
             </w:r>
             <w:r>
-              <w:t xml:space="preserve">orlov@yandex.ru</w:t>
+              <w:t xml:space="preserve">orlov@gmail.com</w:t>
             </w:r>
           </w:p>
           <w:p/>
@@ -607,7 +643,7 @@
               <w:t xml:space="preserve">Адрес регистрации: </w:t>
             </w:r>
             <w:r>
-              <w:t xml:space="preserve">344002, г. Ростов-на-Дону, просп. Ленинградская, д. 26, кв. 150</w:t>
+              <w:t xml:space="preserve">603000, г. Нижний Новгород, проезд Советская, д. 61, кв. 3</w:t>
             </w:r>
           </w:p>
           <w:p>
@@ -646,7 +682,7 @@
               <w:t xml:space="preserve">Тел.: </w:t>
             </w:r>
             <w:r>
-              <w:t xml:space="preserve">+7 (499) 403-44-80</w:t>
+              <w:t xml:space="preserve">+7 (812) 412-15-66</w:t>
             </w:r>
           </w:p>
           <w:p>
@@ -654,7 +690,7 @@
               <w:t xml:space="preserve">E-mail: </w:t>
             </w:r>
             <w:r>
-              <w:t xml:space="preserve">semenov@sibtrans.ru</w:t>
+              <w:t xml:space="preserve">semenov@list.ru</w:t>
             </w:r>
           </w:p>
           <w:p/>

--- a/tests/corpus_v2/docs/supply_0016.docx
+++ b/tests/corpus_v2/docs/supply_0016.docx
@@ -312,210 +312,120 @@
         <w:t xml:space="preserve">.</w:t>
       </w:r>
     </w:p>
-    <w:p/>
-    <w:p>
-      <w:r>
-        <w:rPr>
-          <w:b/>
-        </w:rPr>
-        <w:t xml:space="preserve">3. МЕСТО И СРОКИ ИСПОЛНЕНИЯ</w:t>
-      </w:r>
-    </w:p>
-    <w:p>
-      <w:r>
-        <w:t xml:space="preserve">3.1. Место исполнения обязательств: </w:t>
-      </w:r>
-      <w:r>
-        <w:t xml:space="preserve">344002, г. Ростов-на-Дону, ш. Ленина, д. 20, кв. 172</w:t>
-      </w:r>
-      <w:r>
-        <w:t xml:space="preserve">.</w:t>
-      </w:r>
-    </w:p>
-    <w:p>
-      <w:r>
-        <w:t xml:space="preserve">3.2. Уведомления направляются </w:t>
-      </w:r>
-      <w:r>
-        <w:t xml:space="preserve">Семёнову Сергею Петровичу</w:t>
-      </w:r>
-      <w:r>
-        <w:t xml:space="preserve"> по телефону </w:t>
-      </w:r>
-      <w:r>
-        <w:t xml:space="preserve">+7 (495) 607-54-91</w:t>
-      </w:r>
-      <w:r>
-        <w:t xml:space="preserve">.</w:t>
-      </w:r>
-    </w:p>
-    <w:p>
-      <w:r>
-        <w:t xml:space="preserve">3.3. Срок исполнения обязательств — </w:t>
-      </w:r>
-      <w:r>
-        <w:t xml:space="preserve">не позднее 22.10.2026</w:t>
-      </w:r>
-      <w:r>
-        <w:t xml:space="preserve">.</w:t>
-      </w:r>
-    </w:p>
-    <w:p/>
-    <w:p>
-      <w:r>
-        <w:rPr>
-          <w:b/>
-        </w:rPr>
-        <w:t xml:space="preserve">4. ПРОЧИЕ УСЛОВИЯ</w:t>
-      </w:r>
-    </w:p>
-    <w:p>
-      <w:r>
-        <w:t xml:space="preserve">4.1. </w:t>
-      </w:r>
-      <w:r>
-        <w:t xml:space="preserve">Стороны несут ответственность за неисполнение или ненадлежащее исполнение обязательств в соответствии с законодательством Российской Федерации.</w:t>
-      </w:r>
-    </w:p>
-    <w:p>
-      <w:r>
-        <w:t xml:space="preserve">4.2. </w:t>
-      </w:r>
-      <w:r>
-        <w:t xml:space="preserve">Размер неустойки за нарушение сроков оплаты: </w:t>
-      </w:r>
-      <w:r>
-        <w:t xml:space="preserve">1/300 ключевой ставки ЦБ РФ от цены Договора</w:t>
-      </w:r>
-      <w:r>
-        <w:t xml:space="preserve">. Предельный размер ответственности: </w:t>
-      </w:r>
-      <w:r>
-        <w:t xml:space="preserve">1/150 ключевой ставки ЦБ РФ от стоимости неоплаченных работ</w:t>
-      </w:r>
-      <w:r>
-        <w:t xml:space="preserve">.</w:t>
-      </w:r>
-    </w:p>
-    <w:p>
-      <w:r>
-        <w:t xml:space="preserve">4.3. </w:t>
-      </w:r>
-      <w:r>
-        <w:t xml:space="preserve">Стороны освобождаются от ответственности при наступлении обстоятельств непреодолимой силы, если они прямо повлияли на исполнение обязательств.</w:t>
-      </w:r>
-    </w:p>
-    <w:p>
-      <w:r>
-        <w:t xml:space="preserve">4.4. </w:t>
-      </w:r>
-      <w:r>
-        <w:t xml:space="preserve">Сторона, для которой создалась невозможность исполнения, обязана уведомить другую Сторону. Срок уведомления — </w:t>
-      </w:r>
-      <w:r>
-        <w:t xml:space="preserve">в течение 36 (Тридцати шести) месяцев с момента подписания акта</w:t>
-      </w:r>
-      <w:r>
-        <w:t xml:space="preserve">.</w:t>
-      </w:r>
-    </w:p>
-    <w:p>
-      <w:r>
-        <w:t xml:space="preserve">4.5. </w:t>
-      </w:r>
-      <w:r>
-        <w:t xml:space="preserve">Все споры и разногласия решаются путём переговоров. Претензионный порядок обязателен, срок ответа на претензию — </w:t>
-      </w:r>
-      <w:r>
-        <w:t xml:space="preserve">в течение 14 дней с момента поступления денежных средств на расчетный счет</w:t>
-      </w:r>
-      <w:r>
-        <w:t xml:space="preserve">.</w:t>
-      </w:r>
-    </w:p>
-    <w:p/>
-    <w:p/>
-    <w:p/>
-    <w:p>
-      <w:r>
-        <w:rPr>
-          <w:b/>
-        </w:rPr>
-        <w:t xml:space="preserve">9. КОНТРОЛЬНЫЕ ВЕЛИЧИНЫ</w:t>
-      </w:r>
-    </w:p>
-    <w:p>
-      <w:r>
-        <w:t xml:space="preserve">9.1. Контрольная запись: </w:t>
-      </w:r>
-      <w:r>
-        <w:rPr>
-          <w:b/>
-        </w:rPr>
-        <w:t xml:space="preserve">2/1</w:t>
-      </w:r>
-      <w:r>
-        <w:t xml:space="preserve">0</w:t>
-      </w:r>
-      <w:r>
-        <w:t xml:space="preserve">.</w:t>
-      </w:r>
-    </w:p>
-    <w:p>
-      <w:r>
-        <w:t xml:space="preserve">9.2. Контрольная запись: </w:t>
-      </w:r>
-      <w:r>
-        <w:rPr>
-          <w:b/>
-        </w:rPr>
-        <w:t xml:space="preserve">9 6</w:t>
-      </w:r>
-      <w:r>
-        <w:t xml:space="preserve">00 000 руб. 00 копеек</w:t>
-      </w:r>
-      <w:r>
-        <w:t xml:space="preserve">.</w:t>
-      </w:r>
-    </w:p>
-    <w:p>
-      <w:r>
-        <w:t xml:space="preserve">9.3. Контрольная запись: </w:t>
-      </w:r>
-      <w:r>
-        <w:rPr>
-          <w:b/>
-        </w:rPr>
-        <w:t xml:space="preserve">1/1</w:t>
-      </w:r>
-      <w:r>
-        <w:t xml:space="preserve">50 ключевой ставки ЦБ РФ от общей суммы счета</w:t>
-      </w:r>
-      <w:r>
-        <w:t xml:space="preserve">.</w:t>
-      </w:r>
-    </w:p>
-    <w:p>
-      <w:r>
-        <w:t xml:space="preserve">9.4. Контрольная запись: </w:t>
-      </w:r>
-      <w:r>
-        <w:t xml:space="preserve">в тeчение 60 (Шестидесяти) дней с момента подписания акта</w:t>
-      </w:r>
-      <w:r>
-        <w:t xml:space="preserve">.</w:t>
-      </w:r>
-    </w:p>
-    <w:p/>
-    <w:p>
-      <w:r>
-        <w:rPr>
-          <w:b/>
-        </w:rPr>
-        <w:t xml:space="preserve">РЕКВИЗИТЫ И ПОДПИСИ СТОРОН</w:t>
-      </w:r>
-    </w:p>
-    <w:p/>
+    <w:p>
+      <w:r>
+        <w:t xml:space="preserve">2.5. </w:t>
+      </w:r>
+      <w:r>
+        <w:t xml:space="preserve">Товар маркирован штрихкодом </w:t>
+      </w:r>
+      <w:r>
+        <w:t xml:space="preserve">4602094517053</w:t>
+      </w:r>
+      <w:r>
+        <w:t xml:space="preserve">. Код контрагента по ОКПО — </w:t>
+      </w:r>
+      <w:r>
+        <w:t xml:space="preserve">2578351100</w:t>
+      </w:r>
+      <w:r>
+        <w:t xml:space="preserve">. Оборудование учтено под инвентарным номером </w:t>
+      </w:r>
+      <w:r>
+        <w:t xml:space="preserve">041192876</w:t>
+      </w:r>
+      <w:r>
+        <w:t xml:space="preserve">, складской позиции присвоен номер </w:t>
+      </w:r>
+      <w:r>
+        <w:t xml:space="preserve">532586106</w:t>
+      </w:r>
+      <w:r>
+        <w:t xml:space="preserve">.</w:t>
+      </w:r>
+    </w:p>
+    <w:p>
+      <w:r>
+        <w:t xml:space="preserve">2.6. </w:t>
+      </w:r>
+      <w:r>
+        <w:t xml:space="preserve">Оплата по счёту-фактуре на КБК </w:t>
+      </w:r>
+      <w:r>
+        <w:t xml:space="preserve">18210101011011000154</w:t>
+      </w:r>
+      <w:r>
+        <w:t xml:space="preserve">. ИНН не присвоен, регистрационный № </w:t>
+      </w:r>
+      <w:r>
+        <w:t xml:space="preserve">5445153083</w:t>
+      </w:r>
+      <w:r>
+        <w:t xml:space="preserve">. ИНН не присвоен, платёжный документ № </w:t>
+      </w:r>
+      <w:r>
+        <w:t xml:space="preserve">277115962068</w:t>
+      </w:r>
+      <w:r>
+        <w:t xml:space="preserve">. Заказчик действует в лице </w:t>
+      </w:r>
+      <w:r>
+        <w:t xml:space="preserve">уполномоченного представителя</w:t>
+      </w:r>
+      <w:r>
+        <w:t xml:space="preserve">, назначаемого приказом.</w:t>
+      </w:r>
+    </w:p>
+    <w:p>
+      <w:r>
+        <w:t xml:space="preserve">2.7. </w:t>
+      </w:r>
+      <w:r>
+        <w:t xml:space="preserve">Массовая доля влаги в товаре — </w:t>
+      </w:r>
+      <w:r>
+        <w:t xml:space="preserve">не более 9 %</w:t>
+      </w:r>
+      <w:r>
+        <w:t xml:space="preserve">. Товар подлежит хранению </w:t>
+      </w:r>
+      <w:r>
+        <w:t xml:space="preserve">в течение 12 часов</w:t>
+      </w:r>
+      <w:r>
+        <w:t xml:space="preserve"> при температуре не выше +4 °C. Срок исковой давности по требованиям, вытекающим из Договора, составляет </w:t>
+      </w:r>
+      <w:r>
+        <w:t xml:space="preserve">в течение трёх лет</w:t>
+      </w:r>
+      <w:r>
+        <w:t xml:space="preserve">, как установлено статьёй 196 Гражданского кодекса Российской Федерации. Обработка данных ведётся согласно Федеральному закону от 27.07.2006 № 152-ФЗ </w:t>
+      </w:r>
+      <w:r>
+        <w:t xml:space="preserve">«О персональных данных»</w:t>
+      </w:r>
+      <w:r>
+        <w:t xml:space="preserve">. Товар поставляется под маркой </w:t>
+      </w:r>
+      <w:r>
+        <w:t xml:space="preserve">«Стандарт»</w:t>
+      </w:r>
+      <w:r>
+        <w:t xml:space="preserve">. Влажность определяется </w:t>
+      </w:r>
+      <w:r>
+        <w:t xml:space="preserve">по методу Кьельдаля</w:t>
+      </w:r>
+      <w:r>
+        <w:t xml:space="preserve">. Споры передаются на рассмотрение в Арбитражный суд </w:t>
+      </w:r>
+      <w:r>
+        <w:t xml:space="preserve">города Москвы</w:t>
+      </w:r>
+      <w:r>
+        <w:t xml:space="preserve">.</w:t>
+      </w:r>
+    </w:p>
     <w:tbl>
       <w:tblPr>
         <w:tblW w:w="9360" w:type="dxa"/>
@@ -539,82 +449,7 @@
           </w:tcPr>
           <w:p>
             <w:r>
-              <w:rPr>
-                <w:b/>
-              </w:rPr>
-              <w:t xml:space="preserve">Поставщик:</w:t>
-            </w:r>
-          </w:p>
-          <w:p>
-            <w:r>
-              <w:t xml:space="preserve">Индивидуальный предприниматель </w:t>
-            </w:r>
-            <w:r>
-              <w:t xml:space="preserve">Орлов Дмитрий Михайлович</w:t>
-            </w:r>
-          </w:p>
-          <w:p>
-            <w:r>
-              <w:t xml:space="preserve">Адрес регистрации: </w:t>
-            </w:r>
-            <w:r>
-              <w:t xml:space="preserve">420111, г. Казань, просп. Профсоюзная, д. 38, кв. 69</w:t>
-            </w:r>
-          </w:p>
-          <w:p>
-            <w:r>
-              <w:t xml:space="preserve">ИНН </w:t>
-            </w:r>
-            <w:r>
-              <w:t xml:space="preserve">646947909125</w:t>
-            </w:r>
-            <w:r>
-              <w:t xml:space="preserve"> ОГРНИП </w:t>
-            </w:r>
-            <w:r>
-              <w:t xml:space="preserve">367685334039693</w:t>
-            </w:r>
-          </w:p>
-          <w:p>
-            <w:r>
-              <w:t xml:space="preserve">р/с </w:t>
-            </w:r>
-            <w:r>
-              <w:t xml:space="preserve">40802810111464978945</w:t>
-            </w:r>
-            <w:r>
-              <w:t xml:space="preserve"> в АО «Тинькофф Банк»</w:t>
-            </w:r>
-            <w:r>
-              <w:t xml:space="preserve">, БИК </w:t>
-            </w:r>
-            <w:r>
-              <w:t xml:space="preserve">044525974</w:t>
-            </w:r>
-          </w:p>
-          <w:p>
-            <w:r>
-              <w:t xml:space="preserve">Тел.: </w:t>
-            </w:r>
-            <w:r>
-              <w:t xml:space="preserve">+7 (383) 966-67-38</w:t>
-            </w:r>
-          </w:p>
-          <w:p>
-            <w:r>
-              <w:t xml:space="preserve">E-mail: </w:t>
-            </w:r>
-            <w:r>
-              <w:t xml:space="preserve">orlov@gmail.com</w:t>
-            </w:r>
-          </w:p>
-          <w:p/>
-          <w:p>
-            <w:r>
-              <w:t xml:space="preserve">ИП ______________ </w:t>
-            </w:r>
-            <w:r>
-              <w:t xml:space="preserve">Орлов Д. М.</w:t>
+              <w:t xml:space="preserve">8</w:t>
             </w:r>
           </w:p>
         </w:tc>
@@ -624,6 +459,324 @@
           </w:tcPr>
           <w:p>
             <w:r>
+              <w:t xml:space="preserve">3941977161</w:t>
+            </w:r>
+          </w:p>
+        </w:tc>
+      </w:tr>
+    </w:tbl>
+    <w:p/>
+    <w:p>
+      <w:r>
+        <w:rPr>
+          <w:b/>
+        </w:rPr>
+        <w:t xml:space="preserve">3. МЕСТО И СРОКИ ИСПОЛНЕНИЯ</w:t>
+      </w:r>
+    </w:p>
+    <w:p>
+      <w:r>
+        <w:t xml:space="preserve">3.1. Место исполнения обязательств: </w:t>
+      </w:r>
+      <w:r>
+        <w:t xml:space="preserve">394000, г. Воронеж, ш. Ленинградская, д. 24, кв. 191</w:t>
+      </w:r>
+      <w:r>
+        <w:t xml:space="preserve">.</w:t>
+      </w:r>
+    </w:p>
+    <w:p>
+      <w:r>
+        <w:t xml:space="preserve">3.2. Уведомления направляются </w:t>
+      </w:r>
+      <w:r>
+        <w:t xml:space="preserve">Семёнову Сергею Петровичу</w:t>
+      </w:r>
+      <w:r>
+        <w:t xml:space="preserve"> по телефону </w:t>
+      </w:r>
+      <w:r>
+        <w:t xml:space="preserve">+7 (812) 523-95-51</w:t>
+      </w:r>
+      <w:r>
+        <w:t xml:space="preserve">.</w:t>
+      </w:r>
+    </w:p>
+    <w:p>
+      <w:r>
+        <w:t xml:space="preserve">3.3. Срок исполнения обязательств — </w:t>
+      </w:r>
+      <w:r>
+        <w:t xml:space="preserve">не позднее 03.05.2025</w:t>
+      </w:r>
+      <w:r>
+        <w:t xml:space="preserve">.</w:t>
+      </w:r>
+    </w:p>
+    <w:p/>
+    <w:p>
+      <w:r>
+        <w:rPr>
+          <w:b/>
+        </w:rPr>
+        <w:t xml:space="preserve">4. ПРОЧИЕ УСЛОВИЯ</w:t>
+      </w:r>
+    </w:p>
+    <w:p>
+      <w:r>
+        <w:t xml:space="preserve">4.1. </w:t>
+      </w:r>
+      <w:r>
+        <w:t xml:space="preserve">Стороны несут ответственность за неисполнение или ненадлежащее исполнение обязательств в соответствии с законодательством Российской Федерации.</w:t>
+      </w:r>
+    </w:p>
+    <w:p>
+      <w:r>
+        <w:t xml:space="preserve">4.2. </w:t>
+      </w:r>
+      <w:r>
+        <w:t xml:space="preserve">Размер неустойки за нарушение сроков оплаты: </w:t>
+      </w:r>
+      <w:r>
+        <w:t xml:space="preserve">1/300 ключевой ставки ЦБ РФ от цены Договора</w:t>
+      </w:r>
+      <w:r>
+        <w:t xml:space="preserve">. Предельный размер ответственности: </w:t>
+      </w:r>
+      <w:r>
+        <w:t xml:space="preserve">1/150 ключевой ставки ЦБ РФ от стоимости неоплаченных работ</w:t>
+      </w:r>
+      <w:r>
+        <w:t xml:space="preserve">.</w:t>
+      </w:r>
+    </w:p>
+    <w:p>
+      <w:r>
+        <w:t xml:space="preserve">4.3. </w:t>
+      </w:r>
+      <w:r>
+        <w:t xml:space="preserve">Стороны освобождаются от ответственности при наступлении обстоятельств непреодолимой силы, если они прямо повлияли на исполнение обязательств.</w:t>
+      </w:r>
+    </w:p>
+    <w:p>
+      <w:r>
+        <w:t xml:space="preserve">4.4. </w:t>
+      </w:r>
+      <w:r>
+        <w:t xml:space="preserve">Сторона, для которой создалась невозможность исполнения, обязана уведомить другую Сторону. Срок уведомления — </w:t>
+      </w:r>
+      <w:r>
+        <w:t xml:space="preserve">в течение 36 (Тридцати шести) месяцев с момента подписания акта</w:t>
+      </w:r>
+      <w:r>
+        <w:t xml:space="preserve">.</w:t>
+      </w:r>
+    </w:p>
+    <w:p>
+      <w:r>
+        <w:t xml:space="preserve">4.5. </w:t>
+      </w:r>
+      <w:r>
+        <w:t xml:space="preserve">Все споры и разногласия решаются путём переговоров. Претензионный порядок обязателен, срок ответа на претензию — </w:t>
+      </w:r>
+      <w:r>
+        <w:t xml:space="preserve">в течение 30 дней с момента поступления денежных средств на расчетный счет</w:t>
+      </w:r>
+      <w:r>
+        <w:t xml:space="preserve">.</w:t>
+      </w:r>
+    </w:p>
+    <w:p/>
+    <w:p/>
+    <w:p/>
+    <w:p>
+      <w:r>
+        <w:rPr>
+          <w:b/>
+        </w:rPr>
+        <w:t xml:space="preserve">9. КОНТРОЛЬНЫЕ ВЕЛИЧИНЫ</w:t>
+      </w:r>
+    </w:p>
+    <w:p>
+      <w:r>
+        <w:t xml:space="preserve">9.1. Контрольная запись: </w:t>
+      </w:r>
+      <w:r>
+        <w:rPr>
+          <w:b/>
+        </w:rPr>
+        <w:t xml:space="preserve">9/1</w:t>
+      </w:r>
+      <w:r>
+        <w:t xml:space="preserve">6</w:t>
+      </w:r>
+      <w:r>
+        <w:t xml:space="preserve">.</w:t>
+      </w:r>
+    </w:p>
+    <w:p>
+      <w:r>
+        <w:t xml:space="preserve">9.2. Контрольная запись: </w:t>
+      </w:r>
+      <w:r>
+        <w:rPr>
+          <w:b/>
+        </w:rPr>
+        <w:t xml:space="preserve">6</w:t>
+      </w:r>
+      <w:r>
+        <w:t xml:space="preserve">46 000 руб. 50 копеек</w:t>
+      </w:r>
+      <w:r>
+        <w:t xml:space="preserve">.</w:t>
+      </w:r>
+    </w:p>
+    <w:p>
+      <w:r>
+        <w:t xml:space="preserve">9.3. Контрольная запись: </w:t>
+      </w:r>
+      <w:r>
+        <w:rPr>
+          <w:b/>
+        </w:rPr>
+        <w:t xml:space="preserve">1/1</w:t>
+      </w:r>
+      <w:r>
+        <w:t xml:space="preserve">50 ключевой ставки ЦБ РФ от общей суммы счета</w:t>
+      </w:r>
+      <w:r>
+        <w:t xml:space="preserve">.</w:t>
+      </w:r>
+    </w:p>
+    <w:p>
+      <w:r>
+        <w:t xml:space="preserve">9.4. Контрольная запись: </w:t>
+      </w:r>
+      <w:r>
+        <w:t xml:space="preserve">в течение ІЧ (Четырнадцати) дней с момента подписания акта</w:t>
+      </w:r>
+      <w:r>
+        <w:t xml:space="preserve">.</w:t>
+      </w:r>
+    </w:p>
+    <w:p/>
+    <w:p>
+      <w:r>
+        <w:rPr>
+          <w:b/>
+        </w:rPr>
+        <w:t xml:space="preserve">РЕКВИЗИТЫ И ПОДПИСИ СТОРОН</w:t>
+      </w:r>
+    </w:p>
+    <w:p/>
+    <w:tbl>
+      <w:tblPr>
+        <w:tblW w:w="9360" w:type="dxa"/>
+        <w:tblBorders>
+          <w:top w:val="single" w:sz="4" w:color="auto"/>
+          <w:left w:val="single" w:sz="4" w:color="auto"/>
+          <w:bottom w:val="single" w:sz="4" w:color="auto"/>
+          <w:right w:val="single" w:sz="4" w:color="auto"/>
+          <w:insideH w:val="single" w:sz="4" w:color="auto"/>
+          <w:insideV w:val="single" w:sz="4" w:color="auto"/>
+        </w:tblBorders>
+      </w:tblPr>
+      <w:tblGrid>
+        <w:gridCol w:w="4680"/>
+        <w:gridCol w:w="4680"/>
+      </w:tblGrid>
+      <w:tr>
+        <w:tc>
+          <w:tcPr>
+            <w:tcW w:w="4680" w:type="dxa"/>
+          </w:tcPr>
+          <w:p>
+            <w:r>
+              <w:rPr>
+                <w:b/>
+              </w:rPr>
+              <w:t xml:space="preserve">Поставщик:</w:t>
+            </w:r>
+          </w:p>
+          <w:p>
+            <w:r>
+              <w:t xml:space="preserve">Индивидуальный предприниматель </w:t>
+            </w:r>
+            <w:r>
+              <w:t xml:space="preserve">Орлов Дмитрий Михайлович</w:t>
+            </w:r>
+          </w:p>
+          <w:p>
+            <w:r>
+              <w:t xml:space="preserve">Адрес регистрации: </w:t>
+            </w:r>
+            <w:r>
+              <w:t xml:space="preserve">101000, г. Москва, пер. Садовая, д. 77, кв. 22</w:t>
+            </w:r>
+          </w:p>
+          <w:p>
+            <w:r>
+              <w:t xml:space="preserve">ИНН </w:t>
+            </w:r>
+            <w:r>
+              <w:t xml:space="preserve">646947909125</w:t>
+            </w:r>
+            <w:r>
+              <w:t xml:space="preserve"> ОГРНИП </w:t>
+            </w:r>
+            <w:r>
+              <w:t xml:space="preserve">367685334039693</w:t>
+            </w:r>
+          </w:p>
+          <w:p>
+            <w:r>
+              <w:t xml:space="preserve">р/с </w:t>
+            </w:r>
+            <w:r>
+              <w:t xml:space="preserve">40802810111464978945</w:t>
+            </w:r>
+            <w:r>
+              <w:t xml:space="preserve"> в АО «Тинькофф Банк»</w:t>
+            </w:r>
+            <w:r>
+              <w:t xml:space="preserve">, БИК </w:t>
+            </w:r>
+            <w:r>
+              <w:t xml:space="preserve">044525974</w:t>
+            </w:r>
+          </w:p>
+          <w:p>
+            <w:r>
+              <w:t xml:space="preserve">Тел.: </w:t>
+            </w:r>
+            <w:r>
+              <w:t xml:space="preserve">+7 (383) 347-93-19</w:t>
+            </w:r>
+          </w:p>
+          <w:p>
+            <w:r>
+              <w:t xml:space="preserve">E-mail: </w:t>
+            </w:r>
+            <w:r>
+              <w:t xml:space="preserve">orlov@corp-tehno.ru</w:t>
+            </w:r>
+          </w:p>
+          <w:p/>
+          <w:p>
+            <w:r>
+              <w:t xml:space="preserve">ИП ______________ </w:t>
+            </w:r>
+            <w:r>
+              <w:t xml:space="preserve">Орлов Д. М.</w:t>
+            </w:r>
+          </w:p>
+        </w:tc>
+        <w:tc>
+          <w:tcPr>
+            <w:tcW w:w="4680" w:type="dxa"/>
+          </w:tcPr>
+          <w:p>
+            <w:r>
               <w:rPr>
                 <w:b/>
               </w:rPr>
@@ -643,7 +796,7 @@
               <w:t xml:space="preserve">Адрес регистрации: </w:t>
             </w:r>
             <w:r>
-              <w:t xml:space="preserve">603000, г. Нижний Новгород, проезд Советская, д. 61, кв. 3</w:t>
+              <w:t xml:space="preserve">143000, г. Одинцово, наб. Космонавтов, д. 89, кв. 118</w:t>
             </w:r>
           </w:p>
           <w:p>
@@ -682,7 +835,7 @@
               <w:t xml:space="preserve">Тел.: </w:t>
             </w:r>
             <w:r>
-              <w:t xml:space="preserve">+7 (812) 412-15-66</w:t>
+              <w:t xml:space="preserve">+7 (495) 427-79-91</w:t>
             </w:r>
           </w:p>
           <w:p>
@@ -690,7 +843,7 @@
               <w:t xml:space="preserve">E-mail: </w:t>
             </w:r>
             <w:r>
-              <w:t xml:space="preserve">semenov@list.ru</w:t>
+              <w:t xml:space="preserve">semenov@mail.ru</w:t>
             </w:r>
           </w:p>
           <w:p/>

--- a/tests/corpus_v2/docs/supply_0016.docx
+++ b/tests/corpus_v2/docs/supply_0016.docx
@@ -465,210 +465,34 @@
         </w:tc>
       </w:tr>
     </w:tbl>
-    <w:p/>
-    <w:p>
-      <w:r>
-        <w:rPr>
-          <w:b/>
-        </w:rPr>
-        <w:t xml:space="preserve">3. МЕСТО И СРОКИ ИСПОЛНЕНИЯ</w:t>
-      </w:r>
-    </w:p>
-    <w:p>
-      <w:r>
-        <w:t xml:space="preserve">3.1. Место исполнения обязательств: </w:t>
-      </w:r>
-      <w:r>
-        <w:t xml:space="preserve">394000, г. Воронеж, ш. Ленинградская, д. 24, кв. 191</w:t>
-      </w:r>
-      <w:r>
-        <w:t xml:space="preserve">.</w:t>
-      </w:r>
-    </w:p>
-    <w:p>
-      <w:r>
-        <w:t xml:space="preserve">3.2. Уведомления направляются </w:t>
-      </w:r>
-      <w:r>
-        <w:t xml:space="preserve">Семёнову Сергею Петровичу</w:t>
-      </w:r>
-      <w:r>
-        <w:t xml:space="preserve"> по телефону </w:t>
-      </w:r>
-      <w:r>
-        <w:t xml:space="preserve">+7 (812) 523-95-51</w:t>
-      </w:r>
-      <w:r>
-        <w:t xml:space="preserve">.</w:t>
-      </w:r>
-    </w:p>
-    <w:p>
-      <w:r>
-        <w:t xml:space="preserve">3.3. Срок исполнения обязательств — </w:t>
-      </w:r>
-      <w:r>
-        <w:t xml:space="preserve">не позднее 03.05.2025</w:t>
-      </w:r>
-      <w:r>
-        <w:t xml:space="preserve">.</w:t>
-      </w:r>
-    </w:p>
-    <w:p/>
-    <w:p>
-      <w:r>
-        <w:rPr>
-          <w:b/>
-        </w:rPr>
-        <w:t xml:space="preserve">4. ПРОЧИЕ УСЛОВИЯ</w:t>
-      </w:r>
-    </w:p>
-    <w:p>
-      <w:r>
-        <w:t xml:space="preserve">4.1. </w:t>
-      </w:r>
-      <w:r>
-        <w:t xml:space="preserve">Стороны несут ответственность за неисполнение или ненадлежащее исполнение обязательств в соответствии с законодательством Российской Федерации.</w:t>
-      </w:r>
-    </w:p>
-    <w:p>
-      <w:r>
-        <w:t xml:space="preserve">4.2. </w:t>
-      </w:r>
-      <w:r>
-        <w:t xml:space="preserve">Размер неустойки за нарушение сроков оплаты: </w:t>
-      </w:r>
-      <w:r>
-        <w:t xml:space="preserve">1/300 ключевой ставки ЦБ РФ от цены Договора</w:t>
-      </w:r>
-      <w:r>
-        <w:t xml:space="preserve">. Предельный размер ответственности: </w:t>
-      </w:r>
-      <w:r>
-        <w:t xml:space="preserve">1/150 ключевой ставки ЦБ РФ от стоимости неоплаченных работ</w:t>
-      </w:r>
-      <w:r>
-        <w:t xml:space="preserve">.</w:t>
-      </w:r>
-    </w:p>
-    <w:p>
-      <w:r>
-        <w:t xml:space="preserve">4.3. </w:t>
-      </w:r>
-      <w:r>
-        <w:t xml:space="preserve">Стороны освобождаются от ответственности при наступлении обстоятельств непреодолимой силы, если они прямо повлияли на исполнение обязательств.</w:t>
-      </w:r>
-    </w:p>
-    <w:p>
-      <w:r>
-        <w:t xml:space="preserve">4.4. </w:t>
-      </w:r>
-      <w:r>
-        <w:t xml:space="preserve">Сторона, для которой создалась невозможность исполнения, обязана уведомить другую Сторону. Срок уведомления — </w:t>
-      </w:r>
-      <w:r>
-        <w:t xml:space="preserve">в течение 36 (Тридцати шести) месяцев с момента подписания акта</w:t>
-      </w:r>
-      <w:r>
-        <w:t xml:space="preserve">.</w:t>
-      </w:r>
-    </w:p>
-    <w:p>
-      <w:r>
-        <w:t xml:space="preserve">4.5. </w:t>
-      </w:r>
-      <w:r>
-        <w:t xml:space="preserve">Все споры и разногласия решаются путём переговоров. Претензионный порядок обязателен, срок ответа на претензию — </w:t>
-      </w:r>
-      <w:r>
-        <w:t xml:space="preserve">в течение 30 дней с момента поступления денежных средств на расчетный счет</w:t>
-      </w:r>
-      <w:r>
-        <w:t xml:space="preserve">.</w:t>
-      </w:r>
-    </w:p>
-    <w:p/>
-    <w:p/>
-    <w:p/>
-    <w:p>
-      <w:r>
-        <w:rPr>
-          <w:b/>
-        </w:rPr>
-        <w:t xml:space="preserve">9. КОНТРОЛЬНЫЕ ВЕЛИЧИНЫ</w:t>
-      </w:r>
-    </w:p>
-    <w:p>
-      <w:r>
-        <w:t xml:space="preserve">9.1. Контрольная запись: </w:t>
-      </w:r>
-      <w:r>
-        <w:rPr>
-          <w:b/>
-        </w:rPr>
-        <w:t xml:space="preserve">9/1</w:t>
-      </w:r>
-      <w:r>
-        <w:t xml:space="preserve">6</w:t>
-      </w:r>
-      <w:r>
-        <w:t xml:space="preserve">.</w:t>
-      </w:r>
-    </w:p>
-    <w:p>
-      <w:r>
-        <w:t xml:space="preserve">9.2. Контрольная запись: </w:t>
-      </w:r>
-      <w:r>
-        <w:rPr>
-          <w:b/>
-        </w:rPr>
-        <w:t xml:space="preserve">6</w:t>
-      </w:r>
-      <w:r>
-        <w:t xml:space="preserve">46 000 руб. 50 копеек</w:t>
-      </w:r>
-      <w:r>
-        <w:t xml:space="preserve">.</w:t>
-      </w:r>
-    </w:p>
-    <w:p>
-      <w:r>
-        <w:t xml:space="preserve">9.3. Контрольная запись: </w:t>
-      </w:r>
-      <w:r>
-        <w:rPr>
-          <w:b/>
-        </w:rPr>
-        <w:t xml:space="preserve">1/1</w:t>
-      </w:r>
-      <w:r>
-        <w:t xml:space="preserve">50 ключевой ставки ЦБ РФ от общей суммы счета</w:t>
-      </w:r>
-      <w:r>
-        <w:t xml:space="preserve">.</w:t>
-      </w:r>
-    </w:p>
-    <w:p>
-      <w:r>
-        <w:t xml:space="preserve">9.4. Контрольная запись: </w:t>
-      </w:r>
-      <w:r>
-        <w:t xml:space="preserve">в течение ІЧ (Четырнадцати) дней с момента подписания акта</w:t>
-      </w:r>
-      <w:r>
-        <w:t xml:space="preserve">.</w:t>
-      </w:r>
-    </w:p>
-    <w:p/>
-    <w:p>
-      <w:r>
-        <w:rPr>
-          <w:b/>
-        </w:rPr>
-        <w:t xml:space="preserve">РЕКВИЗИТЫ И ПОДПИСИ СТОРОН</w:t>
-      </w:r>
-    </w:p>
-    <w:p/>
+    <w:p>
+      <w:r>
+        <w:t xml:space="preserve">2.8. </w:t>
+      </w:r>
+      <w:r>
+        <w:t xml:space="preserve">Платёж по налогу перечисляется на код бюджетной классификации </w:t>
+      </w:r>
+      <w:r>
+        <w:t xml:space="preserve">182 101 010 110 110 001 10</w:t>
+      </w:r>
+      <w:r>
+        <w:t xml:space="preserve">, получатель — территориальный орган Федерального казначейства.</w:t>
+      </w:r>
+    </w:p>
+    <w:p>
+      <w:r>
+        <w:t xml:space="preserve">2.9. </w:t>
+      </w:r>
+      <w:r>
+        <w:t xml:space="preserve">Полномочия подтверждаются свидетельством о рождении, выдано </w:t>
+      </w:r>
+      <w:r>
+        <w:t xml:space="preserve">23.03.2024</w:t>
+      </w:r>
+      <w:r>
+        <w:t xml:space="preserve"> отделом ЗАГС.</w:t>
+      </w:r>
+    </w:p>
     <w:tbl>
       <w:tblPr>
         <w:tblW w:w="9360" w:type="dxa"/>
@@ -692,82 +516,7 @@
           </w:tcPr>
           <w:p>
             <w:r>
-              <w:rPr>
-                <w:b/>
-              </w:rPr>
-              <w:t xml:space="preserve">Поставщик:</w:t>
-            </w:r>
-          </w:p>
-          <w:p>
-            <w:r>
-              <w:t xml:space="preserve">Индивидуальный предприниматель </w:t>
-            </w:r>
-            <w:r>
-              <w:t xml:space="preserve">Орлов Дмитрий Михайлович</w:t>
-            </w:r>
-          </w:p>
-          <w:p>
-            <w:r>
-              <w:t xml:space="preserve">Адрес регистрации: </w:t>
-            </w:r>
-            <w:r>
-              <w:t xml:space="preserve">101000, г. Москва, пер. Садовая, д. 77, кв. 22</w:t>
-            </w:r>
-          </w:p>
-          <w:p>
-            <w:r>
-              <w:t xml:space="preserve">ИНН </w:t>
-            </w:r>
-            <w:r>
-              <w:t xml:space="preserve">646947909125</w:t>
-            </w:r>
-            <w:r>
-              <w:t xml:space="preserve"> ОГРНИП </w:t>
-            </w:r>
-            <w:r>
-              <w:t xml:space="preserve">367685334039693</w:t>
-            </w:r>
-          </w:p>
-          <w:p>
-            <w:r>
-              <w:t xml:space="preserve">р/с </w:t>
-            </w:r>
-            <w:r>
-              <w:t xml:space="preserve">40802810111464978945</w:t>
-            </w:r>
-            <w:r>
-              <w:t xml:space="preserve"> в АО «Тинькофф Банк»</w:t>
-            </w:r>
-            <w:r>
-              <w:t xml:space="preserve">, БИК </w:t>
-            </w:r>
-            <w:r>
-              <w:t xml:space="preserve">044525974</w:t>
-            </w:r>
-          </w:p>
-          <w:p>
-            <w:r>
-              <w:t xml:space="preserve">Тел.: </w:t>
-            </w:r>
-            <w:r>
-              <w:t xml:space="preserve">+7 (383) 347-93-19</w:t>
-            </w:r>
-          </w:p>
-          <w:p>
-            <w:r>
-              <w:t xml:space="preserve">E-mail: </w:t>
-            </w:r>
-            <w:r>
-              <w:t xml:space="preserve">orlov@corp-tehno.ru</w:t>
-            </w:r>
-          </w:p>
-          <w:p/>
-          <w:p>
-            <w:r>
-              <w:t xml:space="preserve">ИП ______________ </w:t>
-            </w:r>
-            <w:r>
-              <w:t xml:space="preserve">Орлов Д. М.</w:t>
+              <w:t xml:space="preserve">4</w:t>
             </w:r>
           </w:p>
         </w:tc>
@@ -777,6 +526,344 @@
           </w:tcPr>
           <w:p>
             <w:r>
+              <w:t xml:space="preserve">РУБ.</w:t>
+            </w:r>
+          </w:p>
+        </w:tc>
+      </w:tr>
+    </w:tbl>
+    <w:p>
+      <w:r>
+        <w:t xml:space="preserve">2.10. </w:t>
+      </w:r>
+      <w:r>
+        <w:t xml:space="preserve">Поставке подлежит насос модели </w:t>
+      </w:r>
+      <w:r>
+        <w:t xml:space="preserve">ЭЦВ-6-10-80h</w:t>
+      </w:r>
+      <w:r>
+        <w:t xml:space="preserve"> и кабель марки </w:t>
+      </w:r>
+      <w:r>
+        <w:t xml:space="preserve">ВВГнг(А)-LSt</w:t>
+      </w:r>
+      <w:r>
+        <w:t xml:space="preserve">.</w:t>
+      </w:r>
+    </w:p>
+    <w:p/>
+    <w:p>
+      <w:r>
+        <w:rPr>
+          <w:b/>
+        </w:rPr>
+        <w:t xml:space="preserve">3. МЕСТО И СРОКИ ИСПОЛНЕНИЯ</w:t>
+      </w:r>
+    </w:p>
+    <w:p>
+      <w:r>
+        <w:t xml:space="preserve">3.1. Место исполнения обязательств: </w:t>
+      </w:r>
+      <w:r>
+        <w:t xml:space="preserve">394000, г. Воронеж, бул. Заречная, д. 86, кв. 84</w:t>
+      </w:r>
+      <w:r>
+        <w:t xml:space="preserve">.</w:t>
+      </w:r>
+    </w:p>
+    <w:p>
+      <w:r>
+        <w:t xml:space="preserve">3.2. Уведомления направляются </w:t>
+      </w:r>
+      <w:r>
+        <w:t xml:space="preserve">Семёнову Сергею Петровичу</w:t>
+      </w:r>
+      <w:r>
+        <w:t xml:space="preserve"> по телефону </w:t>
+      </w:r>
+      <w:r>
+        <w:t xml:space="preserve">+7 (495) 372-18-98</w:t>
+      </w:r>
+      <w:r>
+        <w:t xml:space="preserve">.</w:t>
+      </w:r>
+    </w:p>
+    <w:p>
+      <w:r>
+        <w:t xml:space="preserve">3.3. Срок исполнения обязательств — </w:t>
+      </w:r>
+      <w:r>
+        <w:t xml:space="preserve">не позднее 20.10.2025</w:t>
+      </w:r>
+      <w:r>
+        <w:t xml:space="preserve">.</w:t>
+      </w:r>
+    </w:p>
+    <w:p/>
+    <w:p>
+      <w:r>
+        <w:rPr>
+          <w:b/>
+        </w:rPr>
+        <w:t xml:space="preserve">4. ПРОЧИЕ УСЛОВИЯ</w:t>
+      </w:r>
+    </w:p>
+    <w:p>
+      <w:r>
+        <w:t xml:space="preserve">4.1. </w:t>
+      </w:r>
+      <w:r>
+        <w:t xml:space="preserve">Стороны несут ответственность за неисполнение или ненадлежащее исполнение обязательств в соответствии с законодательством Российской Федерации.</w:t>
+      </w:r>
+    </w:p>
+    <w:p>
+      <w:r>
+        <w:t xml:space="preserve">4.2. </w:t>
+      </w:r>
+      <w:r>
+        <w:t xml:space="preserve">Размер неустойки за нарушение сроков оплаты: </w:t>
+      </w:r>
+      <w:r>
+        <w:t xml:space="preserve">1/300 ключевой ставки ЦБ РФ от цены Договора</w:t>
+      </w:r>
+      <w:r>
+        <w:t xml:space="preserve">. Предельный размер ответственности: </w:t>
+      </w:r>
+      <w:r>
+        <w:t xml:space="preserve">1/150 ключевой ставки ЦБ РФ от стоимости неоплаченных работ</w:t>
+      </w:r>
+      <w:r>
+        <w:t xml:space="preserve">.</w:t>
+      </w:r>
+    </w:p>
+    <w:p>
+      <w:r>
+        <w:t xml:space="preserve">4.3. </w:t>
+      </w:r>
+      <w:r>
+        <w:t xml:space="preserve">Стороны освобождаются от ответственности при наступлении обстоятельств непреодолимой силы, если они прямо повлияли на исполнение обязательств.</w:t>
+      </w:r>
+    </w:p>
+    <w:p>
+      <w:r>
+        <w:t xml:space="preserve">4.4. </w:t>
+      </w:r>
+      <w:r>
+        <w:t xml:space="preserve">Сторона, для которой создалась невозможность исполнения, обязана уведомить другую Сторону. Срок уведомления — </w:t>
+      </w:r>
+      <w:r>
+        <w:t xml:space="preserve">в течение 36 (Тридцати шести) месяцев с момента подписания акта</w:t>
+      </w:r>
+      <w:r>
+        <w:t xml:space="preserve">.</w:t>
+      </w:r>
+    </w:p>
+    <w:p>
+      <w:r>
+        <w:t xml:space="preserve">4.5. </w:t>
+      </w:r>
+      <w:r>
+        <w:t xml:space="preserve">Все споры и разногласия решаются путём переговоров. Претензионный порядок обязателен, срок ответа на претензию — </w:t>
+      </w:r>
+      <w:r>
+        <w:t xml:space="preserve">в течение 10 дней с момента поступления денежных средств на расчетный счет</w:t>
+      </w:r>
+      <w:r>
+        <w:t xml:space="preserve">.</w:t>
+      </w:r>
+    </w:p>
+    <w:p/>
+    <w:p/>
+    <w:p/>
+    <w:p>
+      <w:r>
+        <w:rPr>
+          <w:b/>
+        </w:rPr>
+        <w:t xml:space="preserve">9. КОНТРОЛЬНЫЕ ВЕЛИЧИНЫ</w:t>
+      </w:r>
+    </w:p>
+    <w:p>
+      <w:r>
+        <w:t xml:space="preserve">9.1. Контрольная запись: </w:t>
+      </w:r>
+      <w:r>
+        <w:rPr>
+          <w:b/>
+        </w:rPr>
+        <w:t xml:space="preserve">4/1</w:t>
+      </w:r>
+      <w:r>
+        <w:t xml:space="preserve">3</w:t>
+      </w:r>
+      <w:r>
+        <w:t xml:space="preserve">.</w:t>
+      </w:r>
+    </w:p>
+    <w:p>
+      <w:r>
+        <w:t xml:space="preserve">9.2. Контрольная запись: </w:t>
+      </w:r>
+      <w:r>
+        <w:rPr>
+          <w:b/>
+        </w:rPr>
+        <w:t xml:space="preserve">2 4</w:t>
+      </w:r>
+      <w:r>
+        <w:t xml:space="preserve">70 000 руб. 00 копеек</w:t>
+      </w:r>
+      <w:r>
+        <w:t xml:space="preserve">.</w:t>
+      </w:r>
+    </w:p>
+    <w:p>
+      <w:r>
+        <w:t xml:space="preserve">9.3. Контрольная запись: </w:t>
+      </w:r>
+      <w:r>
+        <w:rPr>
+          <w:b/>
+        </w:rPr>
+        <w:t xml:space="preserve">1/1</w:t>
+      </w:r>
+      <w:r>
+        <w:t xml:space="preserve">50 ключевой ставки ЦБ РФ от общей суммы счета</w:t>
+      </w:r>
+      <w:r>
+        <w:t xml:space="preserve">.</w:t>
+      </w:r>
+    </w:p>
+    <w:p>
+      <w:r>
+        <w:t xml:space="preserve">9.4. Контрольная запись: </w:t>
+      </w:r>
+      <w:r>
+        <w:t xml:space="preserve">в течение І4 (Четырнадцати) дней с момента подписания акта</w:t>
+      </w:r>
+      <w:r>
+        <w:t xml:space="preserve">.</w:t>
+      </w:r>
+    </w:p>
+    <w:p/>
+    <w:p>
+      <w:r>
+        <w:rPr>
+          <w:b/>
+        </w:rPr>
+        <w:t xml:space="preserve">РЕКВИЗИТЫ И ПОДПИСИ СТОРОН</w:t>
+      </w:r>
+    </w:p>
+    <w:p/>
+    <w:tbl>
+      <w:tblPr>
+        <w:tblW w:w="9360" w:type="dxa"/>
+        <w:tblBorders>
+          <w:top w:val="single" w:sz="4" w:color="auto"/>
+          <w:left w:val="single" w:sz="4" w:color="auto"/>
+          <w:bottom w:val="single" w:sz="4" w:color="auto"/>
+          <w:right w:val="single" w:sz="4" w:color="auto"/>
+          <w:insideH w:val="single" w:sz="4" w:color="auto"/>
+          <w:insideV w:val="single" w:sz="4" w:color="auto"/>
+        </w:tblBorders>
+      </w:tblPr>
+      <w:tblGrid>
+        <w:gridCol w:w="4680"/>
+        <w:gridCol w:w="4680"/>
+      </w:tblGrid>
+      <w:tr>
+        <w:tc>
+          <w:tcPr>
+            <w:tcW w:w="4680" w:type="dxa"/>
+          </w:tcPr>
+          <w:p>
+            <w:r>
+              <w:rPr>
+                <w:b/>
+              </w:rPr>
+              <w:t xml:space="preserve">Поставщик:</w:t>
+            </w:r>
+          </w:p>
+          <w:p>
+            <w:r>
+              <w:t xml:space="preserve">Индивидуальный предприниматель </w:t>
+            </w:r>
+            <w:r>
+              <w:t xml:space="preserve">Орлов Дмитрий Михайлович</w:t>
+            </w:r>
+          </w:p>
+          <w:p>
+            <w:r>
+              <w:t xml:space="preserve">Адрес регистрации: </w:t>
+            </w:r>
+            <w:r>
+              <w:t xml:space="preserve">190000, г. Санкт-Петербург, просп. Кутузовский, д. 84, кв. 20</w:t>
+            </w:r>
+          </w:p>
+          <w:p>
+            <w:r>
+              <w:t xml:space="preserve">ИНН </w:t>
+            </w:r>
+            <w:r>
+              <w:t xml:space="preserve">646947909125</w:t>
+            </w:r>
+            <w:r>
+              <w:t xml:space="preserve"> ОГРНИП </w:t>
+            </w:r>
+            <w:r>
+              <w:t xml:space="preserve">367685334039693</w:t>
+            </w:r>
+          </w:p>
+          <w:p>
+            <w:r>
+              <w:t xml:space="preserve">р/с </w:t>
+            </w:r>
+            <w:r>
+              <w:t xml:space="preserve">40802810111464978945</w:t>
+            </w:r>
+            <w:r>
+              <w:t xml:space="preserve"> в АО «Тинькофф Банк»</w:t>
+            </w:r>
+            <w:r>
+              <w:t xml:space="preserve">, БИК </w:t>
+            </w:r>
+            <w:r>
+              <w:t xml:space="preserve">044525974</w:t>
+            </w:r>
+          </w:p>
+          <w:p>
+            <w:r>
+              <w:t xml:space="preserve">Тел.: </w:t>
+            </w:r>
+            <w:r>
+              <w:t xml:space="preserve">+7 (812) 971-69-94</w:t>
+            </w:r>
+          </w:p>
+          <w:p>
+            <w:r>
+              <w:t xml:space="preserve">E-mail: </w:t>
+            </w:r>
+            <w:r>
+              <w:t xml:space="preserve">orlov@sibtrans.ru</w:t>
+            </w:r>
+          </w:p>
+          <w:p/>
+          <w:p>
+            <w:r>
+              <w:t xml:space="preserve">ИП ______________ </w:t>
+            </w:r>
+            <w:r>
+              <w:t xml:space="preserve">Орлов Д. М.</w:t>
+            </w:r>
+          </w:p>
+        </w:tc>
+        <w:tc>
+          <w:tcPr>
+            <w:tcW w:w="4680" w:type="dxa"/>
+          </w:tcPr>
+          <w:p>
+            <w:r>
               <w:rPr>
                 <w:b/>
               </w:rPr>
@@ -796,7 +883,7 @@
               <w:t xml:space="preserve">Адрес регистрации: </w:t>
             </w:r>
             <w:r>
-              <w:t xml:space="preserve">143000, г. Одинцово, наб. Космонавтов, д. 89, кв. 118</w:t>
+              <w:t xml:space="preserve">101000, г. Москва, ш. Садовая, д. 82, кв. 19</w:t>
             </w:r>
           </w:p>
           <w:p>
@@ -835,7 +922,7 @@
               <w:t xml:space="preserve">Тел.: </w:t>
             </w:r>
             <w:r>
-              <w:t xml:space="preserve">+7 (495) 427-79-91</w:t>
+              <w:t xml:space="preserve">+7 (846) 539-30-12</w:t>
             </w:r>
           </w:p>
           <w:p>
@@ -843,7 +930,7 @@
               <w:t xml:space="preserve">E-mail: </w:t>
             </w:r>
             <w:r>
-              <w:t xml:space="preserve">semenov@mail.ru</w:t>
+              <w:t xml:space="preserve">semenov@romashka.ru</w:t>
             </w:r>
           </w:p>
           <w:p/>

--- a/tests/corpus_v2/docs/supply_0016.docx
+++ b/tests/corpus_v2/docs/supply_0016.docx
@@ -120,7 +120,7 @@
         <w:t xml:space="preserve">Поставка осуществляется партиями на основании заявок Покупателя; срок отгрузки партии — </w:t>
       </w:r>
       <w:r>
-        <w:t xml:space="preserve">в течение четырнадцати рабочих дней с даты подписания Сторонами акта сдачи-приемки оказанных услуг</w:t>
+        <w:t xml:space="preserve">в течение семи рабочих дней с даты подписания Сторонами акта сдачи-приемки оказанных услуг</w:t>
       </w:r>
       <w:r>
         <w:t xml:space="preserve">.</w:t>
@@ -140,6 +140,101 @@
       </w:r>
       <w:r>
         <w:t xml:space="preserve">Качество товара должно соответствовать требованиям технических регламентов и подтверждаться сертификатами соответствия.</w:t>
+      </w:r>
+    </w:p>
+    <w:p>
+      <w:r>
+        <w:t xml:space="preserve">1.6. </w:t>
+      </w:r>
+      <w:r>
+        <w:t xml:space="preserve">Отгрузка оформляется товарной накладной № </w:t>
+      </w:r>
+      <w:r>
+        <w:t xml:space="preserve">040193175</w:t>
+      </w:r>
+      <w:r>
+        <w:t xml:space="preserve">. Каталожный номер изделия — </w:t>
+      </w:r>
+      <w:r>
+        <w:t xml:space="preserve">045588982</w:t>
+      </w:r>
+      <w:r>
+        <w:t xml:space="preserve">. Изделию присвоен заводской номер </w:t>
+      </w:r>
+      <w:r>
+        <w:t xml:space="preserve">043415873</w:t>
+      </w:r>
+      <w:r>
+        <w:t xml:space="preserve">.</w:t>
+      </w:r>
+    </w:p>
+    <w:p>
+      <w:r>
+        <w:t xml:space="preserve">1.7. </w:t>
+      </w:r>
+      <w:r>
+        <w:t xml:space="preserve">Целевые средства перечисляются по коду цели </w:t>
+      </w:r>
+      <w:r>
+        <w:t xml:space="preserve">040757460</w:t>
+      </w:r>
+      <w:r>
+        <w:t xml:space="preserve"> согласно приказу Минфина России № 157н. </w:t>
+      </w:r>
+      <w:r>
+        <w:t xml:space="preserve">БИК банка Стороны в настоящем разделе не приводится; номер заявки на открытие счёта — </w:t>
+      </w:r>
+      <w:r>
+        <w:t xml:space="preserve">049899200</w:t>
+      </w:r>
+      <w:r>
+        <w:t xml:space="preserve">.</w:t>
+      </w:r>
+    </w:p>
+    <w:p>
+      <w:r>
+        <w:t xml:space="preserve">1.8. </w:t>
+      </w:r>
+      <w:r>
+        <w:t xml:space="preserve">Абоненту открыт лицевой счёт </w:t>
+      </w:r>
+      <w:r>
+        <w:t xml:space="preserve">87779285102</w:t>
+      </w:r>
+      <w:r>
+        <w:t xml:space="preserve">. Спецификация зарегистрирована за номером </w:t>
+      </w:r>
+      <w:r>
+        <w:t xml:space="preserve">84363355447</w:t>
+      </w:r>
+      <w:r>
+        <w:t xml:space="preserve">. Прибор учёта имеет заводской номер </w:t>
+      </w:r>
+      <w:r>
+        <w:t xml:space="preserve">88699720554</w:t>
+      </w:r>
+      <w:r>
+        <w:t xml:space="preserve">.</w:t>
+      </w:r>
+    </w:p>
+    <w:p>
+      <w:r>
+        <w:t xml:space="preserve">1.9. </w:t>
+      </w:r>
+      <w:r>
+        <w:t xml:space="preserve">Сведения внесены в реестр за номером </w:t>
+      </w:r>
+      <w:r>
+        <w:t xml:space="preserve">89841447303</w:t>
+      </w:r>
+      <w:r>
+        <w:t xml:space="preserve"> по правилам статьи 434 Гражданского кодекса Российской Федерации. Уведомление направлено за исходящим № </w:t>
+      </w:r>
+      <w:r>
+        <w:t xml:space="preserve">82094517053</w:t>
+      </w:r>
+      <w:r>
+        <w:t xml:space="preserve">.</w:t>
       </w:r>
     </w:p>
     <w:p/>
@@ -156,7 +251,7 @@
         <w:t xml:space="preserve">2.1. Общая цена Договора: </w:t>
       </w:r>
       <w:r>
-        <w:t xml:space="preserve">2 100 000,42 (Два миллиона сто тысяч) ₽</w:t>
+        <w:t xml:space="preserve">7 670 000,80 (Семь миллионов шестьсот семьдесят тысяч) ₽</w:t>
       </w:r>
       <w:r>
         <w:t xml:space="preserve">, </w:t>
@@ -184,7 +279,7 @@
         <w:t xml:space="preserve">2.3. Срок оплаты — </w:t>
       </w:r>
       <w:r>
-        <w:t xml:space="preserve">в течение 10 (Десяти) банковских дней с момента выставления счета</w:t>
+        <w:t xml:space="preserve">в течение 7 (Семи) банковских дней с момента выставления счета</w:t>
       </w:r>
       <w:r>
         <w:t xml:space="preserve">.</w:t>
@@ -204,7 +299,7 @@
         <w:t xml:space="preserve">, артикул </w:t>
       </w:r>
       <w:r>
-        <w:t xml:space="preserve">RM-4092-15</w:t>
+        <w:t xml:space="preserve">RM-8735-55</w:t>
       </w:r>
       <w:r>
         <w:t xml:space="preserve">, код </w:t>
@@ -264,43 +359,43 @@
         <w:t xml:space="preserve">. Товар отгружается с сопроводительным документом паспорт качества № </w:t>
       </w:r>
       <w:r>
-        <w:t xml:space="preserve">81 06 816942</w:t>
+        <w:t xml:space="preserve">83 21 956576</w:t>
       </w:r>
       <w:r>
         <w:t xml:space="preserve">. К партии приложен паспорт изделия № </w:t>
       </w:r>
       <w:r>
-        <w:t xml:space="preserve">86 23 618701</w:t>
+        <w:t xml:space="preserve">40 18 786604</w:t>
       </w:r>
       <w:r>
         <w:t xml:space="preserve">. Оборудование поставляется с паспортом транспортного средства № </w:t>
       </w:r>
       <w:r>
-        <w:t xml:space="preserve">42 15 918246</w:t>
+        <w:t xml:space="preserve">81 25 667610</w:t>
       </w:r>
       <w:r>
         <w:t xml:space="preserve">. Приёмка производится согласно техническому паспорту </w:t>
       </w:r>
       <w:r>
-        <w:t xml:space="preserve">63 01 291840</w:t>
+        <w:t xml:space="preserve">31 02 701608</w:t>
       </w:r>
       <w:r>
         <w:t xml:space="preserve">. СНИЛС не указан, номер заказа </w:t>
       </w:r>
       <w:r>
-        <w:t xml:space="preserve">131-027-601 39</w:t>
+        <w:t xml:space="preserve">847-762-095 75</w:t>
       </w:r>
       <w:r>
         <w:t xml:space="preserve">. Дата рождения не проставлена, документ выдан </w:t>
       </w:r>
       <w:r>
-        <w:t xml:space="preserve">10.10.2023</w:t>
+        <w:t xml:space="preserve">23.06.2022</w:t>
       </w:r>
       <w:r>
         <w:t xml:space="preserve">. Код подразделения, см. артикул </w:t>
       </w:r>
       <w:r>
-        <w:t xml:space="preserve">733-762</w:t>
+        <w:t xml:space="preserve">247-121</w:t>
       </w:r>
       <w:r>
         <w:t xml:space="preserve">. Цена — </w:t>
@@ -320,25 +415,25 @@
         <w:t xml:space="preserve">Товар маркирован штрихкодом </w:t>
       </w:r>
       <w:r>
-        <w:t xml:space="preserve">4602094517053</w:t>
+        <w:t xml:space="preserve">4605639638944</w:t>
       </w:r>
       <w:r>
         <w:t xml:space="preserve">. Код контрагента по ОКПО — </w:t>
       </w:r>
       <w:r>
-        <w:t xml:space="preserve">2578351100</w:t>
+        <w:t xml:space="preserve">5061805939</w:t>
       </w:r>
       <w:r>
         <w:t xml:space="preserve">. Оборудование учтено под инвентарным номером </w:t>
       </w:r>
       <w:r>
-        <w:t xml:space="preserve">041192876</w:t>
+        <w:t xml:space="preserve">042481321</w:t>
       </w:r>
       <w:r>
         <w:t xml:space="preserve">, складской позиции присвоен номер </w:t>
       </w:r>
       <w:r>
-        <w:t xml:space="preserve">532586106</w:t>
+        <w:t xml:space="preserve">224953063</w:t>
       </w:r>
       <w:r>
         <w:t xml:space="preserve">.</w:t>
@@ -352,19 +447,19 @@
         <w:t xml:space="preserve">Оплата по счёту-фактуре на КБК </w:t>
       </w:r>
       <w:r>
-        <w:t xml:space="preserve">18210101011011000154</w:t>
+        <w:t xml:space="preserve">18210101011011000135</w:t>
       </w:r>
       <w:r>
         <w:t xml:space="preserve">. ИНН не присвоен, регистрационный № </w:t>
       </w:r>
       <w:r>
-        <w:t xml:space="preserve">5445153083</w:t>
+        <w:t xml:space="preserve">2516183580</w:t>
       </w:r>
       <w:r>
         <w:t xml:space="preserve">. ИНН не присвоен, платёжный документ № </w:t>
       </w:r>
       <w:r>
-        <w:t xml:space="preserve">277115962068</w:t>
+        <w:t xml:space="preserve">606741103951</w:t>
       </w:r>
       <w:r>
         <w:t xml:space="preserve">. Заказчик действует в лице </w:t>
@@ -384,7 +479,7 @@
         <w:t xml:space="preserve">Массовая доля влаги в товаре — </w:t>
       </w:r>
       <w:r>
-        <w:t xml:space="preserve">не более 9 %</w:t>
+        <w:t xml:space="preserve">не более 15 %</w:t>
       </w:r>
       <w:r>
         <w:t xml:space="preserve">. Товар подлежит хранению </w:t>
@@ -459,7 +554,7 @@
           </w:tcPr>
           <w:p>
             <w:r>
-              <w:t xml:space="preserve">3941977161</w:t>
+              <w:t xml:space="preserve">9539009456</w:t>
             </w:r>
           </w:p>
         </w:tc>
@@ -487,7 +582,7 @@
         <w:t xml:space="preserve">Полномочия подтверждаются свидетельством о рождении, выдано </w:t>
       </w:r>
       <w:r>
-        <w:t xml:space="preserve">23.03.2024</w:t>
+        <w:t xml:space="preserve">02.08.2010</w:t>
       </w:r>
       <w:r>
         <w:t xml:space="preserve"> отделом ЗАГС.</w:t>
@@ -516,7 +611,7 @@
           </w:tcPr>
           <w:p>
             <w:r>
-              <w:t xml:space="preserve">4</w:t>
+              <w:t xml:space="preserve">7</w:t>
             </w:r>
           </w:p>
         </w:tc>
@@ -566,7 +661,7 @@
         <w:t xml:space="preserve">3.1. Место исполнения обязательств: </w:t>
       </w:r>
       <w:r>
-        <w:t xml:space="preserve">394000, г. Воронеж, бул. Заречная, д. 86, кв. 84</w:t>
+        <w:t xml:space="preserve">141400, г. Химки, бул. Советская, д. 46, кв. 10</w:t>
       </w:r>
       <w:r>
         <w:t xml:space="preserve">.</w:t>
@@ -583,7 +678,7 @@
         <w:t xml:space="preserve"> по телефону </w:t>
       </w:r>
       <w:r>
-        <w:t xml:space="preserve">+7 (495) 372-18-98</w:t>
+        <w:t xml:space="preserve">+7 (843) 621-22-82</w:t>
       </w:r>
       <w:r>
         <w:t xml:space="preserve">.</w:t>
@@ -594,7 +689,111 @@
         <w:t xml:space="preserve">3.3. Срок исполнения обязательств — </w:t>
       </w:r>
       <w:r>
-        <w:t xml:space="preserve">не позднее 20.10.2025</w:t>
+        <w:t xml:space="preserve">не позднее 12.01.2025</w:t>
+      </w:r>
+      <w:r>
+        <w:t xml:space="preserve">.</w:t>
+      </w:r>
+    </w:p>
+    <w:p>
+      <w:r>
+        <w:t xml:space="preserve">3.4. </w:t>
+      </w:r>
+      <w:r>
+        <w:t xml:space="preserve">Финансирование ведётся за счёт средств бюджета, КБК </w:t>
+      </w:r>
+      <w:r>
+        <w:t xml:space="preserve">18296525452136519504</w:t>
+      </w:r>
+      <w:r>
+        <w:t xml:space="preserve">. Показания счётчика снимаются по прибору с заводским номером </w:t>
+      </w:r>
+      <w:r>
+        <w:t xml:space="preserve">39571859978819859483</w:t>
+      </w:r>
+      <w:r>
+        <w:t xml:space="preserve">.</w:t>
+      </w:r>
+    </w:p>
+    <w:p>
+      <w:r>
+        <w:t xml:space="preserve">3.5. </w:t>
+      </w:r>
+      <w:r>
+        <w:t xml:space="preserve">В счёте на оплату указывается УИН </w:t>
+      </w:r>
+      <w:r>
+        <w:t xml:space="preserve">18209744226062650995</w:t>
+      </w:r>
+      <w:r>
+        <w:t xml:space="preserve">. Счёт-проформа зарегистрирован за номером </w:t>
+      </w:r>
+      <w:r>
+        <w:t xml:space="preserve">77308750646244621449</w:t>
+      </w:r>
+      <w:r>
+        <w:t xml:space="preserve">. Списание со счёта производится в очерёдности статьи 855 Гражданского кодекса Российской Федерации, код вида дохода </w:t>
+      </w:r>
+      <w:r>
+        <w:t xml:space="preserve">18210284715620106964</w:t>
+      </w:r>
+      <w:r>
+        <w:t xml:space="preserve">.</w:t>
+      </w:r>
+    </w:p>
+    <w:p>
+      <w:r>
+        <w:t xml:space="preserve">3.6. </w:t>
+      </w:r>
+      <w:r>
+        <w:t xml:space="preserve">ИНН у иностранного контрагента отсутствует, номер в торговом реестре — </w:t>
+      </w:r>
+      <w:r>
+        <w:t xml:space="preserve">4397680003</w:t>
+      </w:r>
+      <w:r>
+        <w:t xml:space="preserve">. ИНН см. в приложении; спецификация № </w:t>
+      </w:r>
+      <w:r>
+        <w:t xml:space="preserve">3941977161</w:t>
+      </w:r>
+      <w:r>
+        <w:t xml:space="preserve">. В силу статьи 84 Налогового кодекса Российской Федерации ИНН присваивается налоговым органом; номер решения — </w:t>
+      </w:r>
+      <w:r>
+        <w:t xml:space="preserve">2376326538</w:t>
+      </w:r>
+      <w:r>
+        <w:t xml:space="preserve">.</w:t>
+      </w:r>
+    </w:p>
+    <w:p>
+      <w:r>
+        <w:t xml:space="preserve">3.7. </w:t>
+      </w:r>
+      <w:r>
+        <w:t xml:space="preserve">Регистрационный номер партии товара — </w:t>
+      </w:r>
+      <w:r>
+        <w:t xml:space="preserve">1403411436</w:t>
+      </w:r>
+      <w:r>
+        <w:t xml:space="preserve">. Содержание примеси не превышает </w:t>
+      </w:r>
+      <w:r>
+        <w:t xml:space="preserve">0,4 %</w:t>
+      </w:r>
+      <w:r>
+        <w:t xml:space="preserve">. Прибор имеет погрешность не более </w:t>
+      </w:r>
+      <w:r>
+        <w:t xml:space="preserve">0,7 %</w:t>
+      </w:r>
+      <w:r>
+        <w:t xml:space="preserve">. Оборудованию присвоен заводской номер </w:t>
+      </w:r>
+      <w:r>
+        <w:t xml:space="preserve">2976617908</w:t>
       </w:r>
       <w:r>
         <w:t xml:space="preserve">.</w:t>
@@ -653,7 +852,7 @@
         <w:t xml:space="preserve">Сторона, для которой создалась невозможность исполнения, обязана уведомить другую Сторону. Срок уведомления — </w:t>
       </w:r>
       <w:r>
-        <w:t xml:space="preserve">в течение 36 (Тридцати шести) месяцев с момента подписания акта</w:t>
+        <w:t xml:space="preserve">в течение 12 (Двенадцати) месяцев с момента подписания акта</w:t>
       </w:r>
       <w:r>
         <w:t xml:space="preserve">.</w:t>
@@ -667,7 +866,125 @@
         <w:t xml:space="preserve">Все споры и разногласия решаются путём переговоров. Претензионный порядок обязателен, срок ответа на претензию — </w:t>
       </w:r>
       <w:r>
-        <w:t xml:space="preserve">в течение 10 дней с момента поступления денежных средств на расчетный счет</w:t>
+        <w:t xml:space="preserve">в течение 5 дней с момента поступления денежных средств на расчетный счет</w:t>
+      </w:r>
+      <w:r>
+        <w:t xml:space="preserve">.</w:t>
+      </w:r>
+    </w:p>
+    <w:p>
+      <w:r>
+        <w:t xml:space="preserve">4.6. </w:t>
+      </w:r>
+      <w:r>
+        <w:t xml:space="preserve">ИНН физического лица не приводится; лицевой счёт — </w:t>
+      </w:r>
+      <w:r>
+        <w:t xml:space="preserve">683793696439</w:t>
+      </w:r>
+      <w:r>
+        <w:t xml:space="preserve">. ИНН указан в приложении; номенклатурный код позиции — </w:t>
+      </w:r>
+      <w:r>
+        <w:t xml:space="preserve">599826701963</w:t>
+      </w:r>
+      <w:r>
+        <w:t xml:space="preserve">. ИНН физического лица обрабатывается в порядке статьи 86 Налогового кодекса Российской Федерации; номер запроса — </w:t>
+      </w:r>
+      <w:r>
+        <w:t xml:space="preserve">353793388209</w:t>
+      </w:r>
+      <w:r>
+        <w:t xml:space="preserve">.</w:t>
+      </w:r>
+    </w:p>
+    <w:p>
+      <w:r>
+        <w:t xml:space="preserve">4.7. </w:t>
+      </w:r>
+      <w:r>
+        <w:t xml:space="preserve">Накладной на партию присвоен номер </w:t>
+      </w:r>
+      <w:r>
+        <w:t xml:space="preserve">325372014874</w:t>
+      </w:r>
+      <w:r>
+        <w:t xml:space="preserve">. Модуль учёта имеет заводской номер </w:t>
+      </w:r>
+      <w:r>
+        <w:t xml:space="preserve">479617129931</w:t>
+      </w:r>
+      <w:r>
+        <w:t xml:space="preserve">. Уклон кровли поставляемого сооружения — </w:t>
+      </w:r>
+      <w:r>
+        <w:t xml:space="preserve">2 %</w:t>
+      </w:r>
+      <w:r>
+        <w:t xml:space="preserve">.</w:t>
+      </w:r>
+    </w:p>
+    <w:p>
+      <w:r>
+        <w:t xml:space="preserve">4.8. </w:t>
+      </w:r>
+      <w:r>
+        <w:t xml:space="preserve">Предельная доля иностранного участия по закону — </w:t>
+      </w:r>
+      <w:r>
+        <w:t xml:space="preserve">20 %</w:t>
+      </w:r>
+      <w:r>
+        <w:t xml:space="preserve"> согласно Федеральному закону об иностранных инвестициях. Приложением № 3 установлена доля брака не более </w:t>
+      </w:r>
+      <w:r>
+        <w:t xml:space="preserve">1,9 %</w:t>
+      </w:r>
+      <w:r>
+        <w:t xml:space="preserve">.</w:t>
+      </w:r>
+    </w:p>
+    <w:p>
+      <w:r>
+        <w:t xml:space="preserve">4.9. </w:t>
+      </w:r>
+      <w:r>
+        <w:t xml:space="preserve">Товар имеет срок годности </w:t>
+      </w:r>
+      <w:r>
+        <w:t xml:space="preserve">в течение 12 месяцев</w:t>
+      </w:r>
+      <w:r>
+        <w:t xml:space="preserve"> с даты изготовления. Бетонная смесь выдерживается </w:t>
+      </w:r>
+      <w:r>
+        <w:t xml:space="preserve">в течение 24 часов</w:t>
+      </w:r>
+      <w:r>
+        <w:t xml:space="preserve"> при положительной температуре.</w:t>
+      </w:r>
+    </w:p>
+    <w:p>
+      <w:r>
+        <w:t xml:space="preserve">4.10. </w:t>
+      </w:r>
+      <w:r>
+        <w:t xml:space="preserve">Претензии по качеству работ предъявляются </w:t>
+      </w:r>
+      <w:r>
+        <w:t xml:space="preserve">в течение одного года</w:t>
+      </w:r>
+      <w:r>
+        <w:t xml:space="preserve">, как установлено статьёй 725 Гражданского кодекса Российской Федерации. Общество осуществляет деятельность </w:t>
+      </w:r>
+      <w:r>
+        <w:t xml:space="preserve">в течение 21 лет</w:t>
+      </w:r>
+      <w:r>
+        <w:t xml:space="preserve">. Отчётный период оканчивается </w:t>
+      </w:r>
+      <w:r>
+        <w:t xml:space="preserve">не позднее 11.09.2028</w:t>
       </w:r>
       <w:r>
         <w:t xml:space="preserve">.</w:t>
@@ -695,7 +1012,7 @@
         <w:t xml:space="preserve">4/1</w:t>
       </w:r>
       <w:r>
-        <w:t xml:space="preserve">3</w:t>
+        <w:t xml:space="preserve">2</w:t>
       </w:r>
       <w:r>
         <w:t xml:space="preserve">.</w:t>
@@ -709,10 +1026,10 @@
         <w:rPr>
           <w:b/>
         </w:rPr>
-        <w:t xml:space="preserve">2 4</w:t>
-      </w:r>
-      <w:r>
-        <w:t xml:space="preserve">70 000 руб. 00 копеек</w:t>
+        <w:t xml:space="preserve">8 8</w:t>
+      </w:r>
+      <w:r>
+        <w:t xml:space="preserve">10 000 руб. 50 копеек</w:t>
       </w:r>
       <w:r>
         <w:t xml:space="preserve">.</w:t>
@@ -740,7 +1057,7 @@
         <w:t xml:space="preserve">9.4. Контрольная запись: </w:t>
       </w:r>
       <w:r>
-        <w:t xml:space="preserve">в течение І4 (Четырнадцати) дней с момента подписания акта</w:t>
+        <w:t xml:space="preserve">не позднее 11.09.2О25</w:t>
       </w:r>
       <w:r>
         <w:t xml:space="preserve">.</w:t>
@@ -798,7 +1115,7 @@
               <w:t xml:space="preserve">Адрес регистрации: </w:t>
             </w:r>
             <w:r>
-              <w:t xml:space="preserve">190000, г. Санкт-Петербург, просп. Кутузовский, д. 84, кв. 20</w:t>
+              <w:t xml:space="preserve">143000, г. Одинцово, ш. Космонавтов, д. 58, кв. 137</w:t>
             </w:r>
           </w:p>
           <w:p>
@@ -837,7 +1154,7 @@
               <w:t xml:space="preserve">Тел.: </w:t>
             </w:r>
             <w:r>
-              <w:t xml:space="preserve">+7 (812) 971-69-94</w:t>
+              <w:t xml:space="preserve">+7 (383) 806-67-39</w:t>
             </w:r>
           </w:p>
           <w:p>
@@ -845,7 +1162,7 @@
               <w:t xml:space="preserve">E-mail: </w:t>
             </w:r>
             <w:r>
-              <w:t xml:space="preserve">orlov@sibtrans.ru</w:t>
+              <w:t xml:space="preserve">orlov@bk.ru</w:t>
             </w:r>
           </w:p>
           <w:p/>
@@ -883,7 +1200,7 @@
               <w:t xml:space="preserve">Адрес регистрации: </w:t>
             </w:r>
             <w:r>
-              <w:t xml:space="preserve">101000, г. Москва, ш. Садовая, д. 82, кв. 19</w:t>
+              <w:t xml:space="preserve">620014, г. Екатеринбург, ш. Ленина, д. 1, кв. 183</w:t>
             </w:r>
           </w:p>
           <w:p>
@@ -922,7 +1239,7 @@
               <w:t xml:space="preserve">Тел.: </w:t>
             </w:r>
             <w:r>
-              <w:t xml:space="preserve">+7 (846) 539-30-12</w:t>
+              <w:t xml:space="preserve">+7 (812) 942-91-50</w:t>
             </w:r>
           </w:p>
           <w:p>

--- a/tests/corpus_v2/docs/supply_0016.docx
+++ b/tests/corpus_v2/docs/supply_0016.docx
@@ -1058,6 +1058,37 @@
       </w:r>
       <w:r>
         <w:t xml:space="preserve">не позднее 11.09.2О25</w:t>
+      </w:r>
+      <w:r>
+        <w:t xml:space="preserve">.</w:t>
+      </w:r>
+    </w:p>
+    <w:p/>
+    <w:p>
+      <w:r>
+        <w:rPr>
+          <w:b/>
+        </w:rPr>
+        <w:t xml:space="preserve">6. ОСОБЫЕ УСЛОВИЯ ОТДЕЛЬНЫХ ВИДОВ ДАННЫХ</w:t>
+      </w:r>
+    </w:p>
+    <w:p>
+      <w:r>
+        <w:t xml:space="preserve">6.1. Полномочия представителя подтверждены доверенностью, реестровый номер </w:t>
+      </w:r>
+      <w:r>
+        <w:t xml:space="preserve">77/714-н/77-2024-1-502</w:t>
+      </w:r>
+      <w:r>
+        <w:t xml:space="preserve">.</w:t>
+      </w:r>
+    </w:p>
+    <w:p>
+      <w:r>
+        <w:t xml:space="preserve">6.2. Для сопоставления в учёте указывается: </w:t>
+      </w:r>
+      <w:r>
+        <w:t xml:space="preserve">срок действия 12/2024-06/2025</w:t>
       </w:r>
       <w:r>
         <w:t xml:space="preserve">.</w:t>

--- a/tests/corpus_v2/docs/supply_0016.docx
+++ b/tests/corpus_v2/docs/supply_0016.docx
@@ -1074,21 +1074,87 @@
     </w:p>
     <w:p>
       <w:r>
-        <w:t xml:space="preserve">6.1. Полномочия представителя подтверждены доверенностью, реестровый номер </w:t>
-      </w:r>
-      <w:r>
-        <w:t xml:space="preserve">77/714-н/77-2024-1-502</w:t>
-      </w:r>
-      <w:r>
-        <w:t xml:space="preserve">.</w:t>
-      </w:r>
-    </w:p>
-    <w:p>
-      <w:r>
-        <w:t xml:space="preserve">6.2. Для сопоставления в учёте указывается: </w:t>
-      </w:r>
-      <w:r>
-        <w:t xml:space="preserve">срок действия 12/2024-06/2025</w:t>
+        <w:t xml:space="preserve">6.1. Работы выполняются на основании ранее заключённого Договора № </w:t>
+      </w:r>
+      <w:r>
+        <w:t xml:space="preserve">118/2024-А</w:t>
+      </w:r>
+      <w:r>
+        <w:t xml:space="preserve"> между теми же сторонами.</w:t>
+      </w:r>
+    </w:p>
+    <w:p>
+      <w:r>
+        <w:t xml:space="preserve">6.2. Первичные документы: </w:t>
+      </w:r>
+      <w:r>
+        <w:t xml:space="preserve">счёт-фактура выставлена без ссылки на номер</w:t>
+      </w:r>
+      <w:r>
+        <w:t xml:space="preserve">.</w:t>
+      </w:r>
+    </w:p>
+    <w:p>
+      <w:r>
+        <w:t xml:space="preserve">6.3. Запись о лицензии внесена в реестр за регистрационным номером </w:t>
+      </w:r>
+      <w:r>
+        <w:t xml:space="preserve">509118266</w:t>
+      </w:r>
+      <w:r>
+        <w:t xml:space="preserve">.</w:t>
+      </w:r>
+    </w:p>
+    <w:p>
+      <w:r>
+        <w:t xml:space="preserve">6.4. Внутренний учёт ведётся отдельно: </w:t>
+      </w:r>
+      <w:r>
+        <w:t xml:space="preserve">номер заявки 987654321</w:t>
+      </w:r>
+      <w:r>
+        <w:t xml:space="preserve">.</w:t>
+      </w:r>
+    </w:p>
+    <w:p>
+      <w:r>
+        <w:t xml:space="preserve">6.5. Полномочия представителя подтверждены доверенностью, реестровый номер </w:t>
+      </w:r>
+      <w:r>
+        <w:t xml:space="preserve">23/5-н/23-2025-2-1104</w:t>
+      </w:r>
+      <w:r>
+        <w:t xml:space="preserve">.</w:t>
+      </w:r>
+    </w:p>
+    <w:p>
+      <w:r>
+        <w:t xml:space="preserve">6.6. Для сопоставления в учёте указывается: </w:t>
+      </w:r>
+      <w:r>
+        <w:t xml:space="preserve">ГОСТ Р 52044-2003</w:t>
+      </w:r>
+      <w:r>
+        <w:t xml:space="preserve">.</w:t>
+      </w:r>
+    </w:p>
+    <w:p>
+      <w:r>
+        <w:t xml:space="preserve">6.7. Решение принято большинством в </w:t>
+      </w:r>
+      <w:r>
+        <w:t xml:space="preserve">51 % акций</w:t>
+      </w:r>
+      <w:r>
+        <w:t xml:space="preserve"> от общего числа голосов членов совета директоров.</w:t>
+      </w:r>
+    </w:p>
+    <w:p>
+      <w:r>
+        <w:t xml:space="preserve">6.8. Кворум определяется уставом: </w:t>
+      </w:r>
+      <w:r>
+        <w:t xml:space="preserve">большинством голосов присутствующих участников</w:t>
       </w:r>
       <w:r>
         <w:t xml:space="preserve">.</w:t>

--- a/tests/corpus_v2/docs/supply_0016.docx
+++ b/tests/corpus_v2/docs/supply_0016.docx
@@ -1074,10 +1074,32 @@
     </w:p>
     <w:p>
       <w:r>
-        <w:t xml:space="preserve">6.1. Работы выполняются на основании ранее заключённого Договора № </w:t>
-      </w:r>
-      <w:r>
-        <w:t xml:space="preserve">118/2024-А</w:t>
+        <w:t xml:space="preserve">6.1. Стороны ранее заключили </w:t>
+      </w:r>
+      <w:r>
+        <w:t xml:space="preserve">договор подряда</w:t>
+      </w:r>
+      <w:r>
+        <w:t xml:space="preserve"> на сопоставимых условиях.</w:t>
+      </w:r>
+    </w:p>
+    <w:p>
+      <w:r>
+        <w:t xml:space="preserve">6.2. Прочие условия: </w:t>
+      </w:r>
+      <w:r>
+        <w:t xml:space="preserve">отношения сторон регулируются гражданским законодательством</w:t>
+      </w:r>
+      <w:r>
+        <w:t xml:space="preserve">.</w:t>
+      </w:r>
+    </w:p>
+    <w:p>
+      <w:r>
+        <w:t xml:space="preserve">6.3. Работы выполняются на основании ранее заключённого Договора № </w:t>
+      </w:r>
+      <w:r>
+        <w:t xml:space="preserve">2/17</w:t>
       </w:r>
       <w:r>
         <w:t xml:space="preserve"> между теми же сторонами.</w:t>
@@ -1085,29 +1107,73 @@
     </w:p>
     <w:p>
       <w:r>
-        <w:t xml:space="preserve">6.2. Первичные документы: </w:t>
-      </w:r>
-      <w:r>
-        <w:t xml:space="preserve">счёт-фактура выставлена без ссылки на номер</w:t>
-      </w:r>
-      <w:r>
-        <w:t xml:space="preserve">.</w:t>
-      </w:r>
-    </w:p>
-    <w:p>
-      <w:r>
-        <w:t xml:space="preserve">6.3. Запись о лицензии внесена в реестр за регистрационным номером </w:t>
-      </w:r>
-      <w:r>
-        <w:t xml:space="preserve">509118266</w:t>
-      </w:r>
-      <w:r>
-        <w:t xml:space="preserve">.</w:t>
-      </w:r>
-    </w:p>
-    <w:p>
-      <w:r>
-        <w:t xml:space="preserve">6.4. Внутренний учёт ведётся отдельно: </w:t>
+        <w:t xml:space="preserve">6.4. Первичные документы: </w:t>
+      </w:r>
+      <w:r>
+        <w:t xml:space="preserve">лицензия Л035-01298-77/00123456 Рособрнадзора</w:t>
+      </w:r>
+      <w:r>
+        <w:t xml:space="preserve">.</w:t>
+      </w:r>
+    </w:p>
+    <w:p>
+      <w:r>
+        <w:t xml:space="preserve">6.5. Паспорт гражданина Российской Федерации выдан </w:t>
+      </w:r>
+      <w:r>
+        <w:t xml:space="preserve">Отделением по вопросам миграции ОМВД России по Кировскому району</w:t>
+      </w:r>
+      <w:r>
+        <w:t xml:space="preserve">, паспорт предъявлен при подписании.</w:t>
+      </w:r>
+    </w:p>
+    <w:p>
+      <w:r>
+        <w:t xml:space="preserve">6.6. Сопутствующие сведения: </w:t>
+      </w:r>
+      <w:r>
+        <w:t xml:space="preserve">доверенность выдана сроком на три года без права передоверия</w:t>
+      </w:r>
+      <w:r>
+        <w:t xml:space="preserve">.</w:t>
+      </w:r>
+    </w:p>
+    <w:p>
+      <w:r>
+        <w:t xml:space="preserve">6.7. Запись о государственной регистрации внесена регистрирующим органом: </w:t>
+      </w:r>
+      <w:r>
+        <w:t xml:space="preserve">УФНС России по Республике Татарстан</w:t>
+      </w:r>
+      <w:r>
+        <w:t xml:space="preserve">.</w:t>
+      </w:r>
+    </w:p>
+    <w:p>
+      <w:r>
+        <w:t xml:space="preserve">6.8. Общие сведения о регистрации: </w:t>
+      </w:r>
+      <w:r>
+        <w:t xml:space="preserve">отчётность представляется в налоговый орган по месту учёта</w:t>
+      </w:r>
+      <w:r>
+        <w:t xml:space="preserve">.</w:t>
+      </w:r>
+    </w:p>
+    <w:p>
+      <w:r>
+        <w:t xml:space="preserve">6.9. Запись о лицензии внесена в реестр за регистрационным номером </w:t>
+      </w:r>
+      <w:r>
+        <w:t xml:space="preserve">895217304</w:t>
+      </w:r>
+      <w:r>
+        <w:t xml:space="preserve">.</w:t>
+      </w:r>
+    </w:p>
+    <w:p>
+      <w:r>
+        <w:t xml:space="preserve">6.10. Внутренний учёт ведётся отдельно: </w:t>
       </w:r>
       <w:r>
         <w:t xml:space="preserve">номер заявки 987654321</w:t>
@@ -1118,32 +1184,32 @@
     </w:p>
     <w:p>
       <w:r>
-        <w:t xml:space="preserve">6.5. Полномочия представителя подтверждены доверенностью, реестровый номер </w:t>
-      </w:r>
-      <w:r>
-        <w:t xml:space="preserve">23/5-н/23-2025-2-1104</w:t>
-      </w:r>
-      <w:r>
-        <w:t xml:space="preserve">.</w:t>
-      </w:r>
-    </w:p>
-    <w:p>
-      <w:r>
-        <w:t xml:space="preserve">6.6. Для сопоставления в учёте указывается: </w:t>
-      </w:r>
-      <w:r>
-        <w:t xml:space="preserve">ГОСТ Р 52044-2003</w:t>
-      </w:r>
-      <w:r>
-        <w:t xml:space="preserve">.</w:t>
-      </w:r>
-    </w:p>
-    <w:p>
-      <w:r>
-        <w:t xml:space="preserve">6.7. Решение принято большинством в </w:t>
-      </w:r>
-      <w:r>
-        <w:t xml:space="preserve">51 % акций</w:t>
+        <w:t xml:space="preserve">6.11. Полномочия представителя подтверждены доверенностью, реестровый номер </w:t>
+      </w:r>
+      <w:r>
+        <w:t xml:space="preserve">77/714-н/77-2024-1-502</w:t>
+      </w:r>
+      <w:r>
+        <w:t xml:space="preserve">.</w:t>
+      </w:r>
+    </w:p>
+    <w:p>
+      <w:r>
+        <w:t xml:space="preserve">6.12. Для сопоставления в учёте указывается: </w:t>
+      </w:r>
+      <w:r>
+        <w:t xml:space="preserve">кадастровый номер 77:01:0004012:2211</w:t>
+      </w:r>
+      <w:r>
+        <w:t xml:space="preserve">.</w:t>
+      </w:r>
+    </w:p>
+    <w:p>
+      <w:r>
+        <w:t xml:space="preserve">6.13. Решение принято большинством в </w:t>
+      </w:r>
+      <w:r>
+        <w:t xml:space="preserve">40 % уставного капитала</w:t>
       </w:r>
       <w:r>
         <w:t xml:space="preserve"> от общего числа голосов членов совета директоров.</w:t>
@@ -1151,7 +1217,7 @@
     </w:p>
     <w:p>
       <w:r>
-        <w:t xml:space="preserve">6.8. Кворум определяется уставом: </w:t>
+        <w:t xml:space="preserve">6.14. Кворум определяется уставом: </w:t>
       </w:r>
       <w:r>
         <w:t xml:space="preserve">большинством голосов присутствующих участников</w:t>
